--- a/src/Tests/Inputs/resumes/05/input.docx
+++ b/src/Tests/Inputs/resumes/05/input.docx
@@ -1,6 +1,6 @@
 
 <file path=word/document.xml><?xml version="1.0" encoding="utf-8"?>
-<w:document xmlns:wpc="http://schemas.microsoft.com/office/word/2010/wordprocessingCanvas" xmlns:cx="http://schemas.microsoft.com/office/drawing/2014/chartex" xmlns:cx1="http://schemas.microsoft.com/office/drawing/2015/9/8/chartex" xmlns:cx2="http://schemas.microsoft.com/office/drawing/2015/10/21/chartex" xmlns:cx3="http://schemas.microsoft.com/office/drawing/2016/5/9/chartex" xmlns:cx4="http://schemas.microsoft.com/office/drawing/2016/5/10/chartex" xmlns:cx5="http://schemas.microsoft.com/office/drawing/2016/5/11/chartex" xmlns:cx6="http://schemas.microsoft.com/office/drawing/2016/5/12/chartex" xmlns:cx7="http://schemas.microsoft.com/office/drawing/2016/5/13/chartex" xmlns:cx8="http://schemas.microsoft.com/office/drawing/2016/5/14/chartex" xmlns:mc="http://schemas.openxmlformats.org/markup-compatibility/2006" xmlns:aink="http://schemas.microsoft.com/office/drawing/2016/ink" xmlns:am3d="http://schemas.microsoft.com/office/drawing/2017/model3d" xmlns:o="urn:schemas-microsoft-com:office:office" xmlns:oel="http://schemas.microsoft.com/office/2019/extlst" xmlns:r="http://schemas.openxmlformats.org/officeDocument/2006/relationships" xmlns:m="http://schemas.openxmlformats.org/officeDocument/2006/math" xmlns:v="urn:schemas-microsoft-com:vml" xmlns:wp14="http://schemas.microsoft.com/office/word/2010/wordprocessingDrawing" xmlns:wp="http://schemas.openxmlformats.org/drawingml/2006/wordprocessingDrawing" xmlns:w10="urn:schemas-microsoft-com:office:word" xmlns:w="http://schemas.openxmlformats.org/wordprocessingml/2006/main" xmlns:w14="http://schemas.microsoft.com/office/word/2010/wordml" xmlns:w15="http://schemas.microsoft.com/office/word/2012/wordml" xmlns:w16cex="http://schemas.microsoft.com/office/word/2018/wordml/cex" xmlns:w16cid="http://schemas.microsoft.com/office/word/2016/wordml/cid" xmlns:w16="http://schemas.microsoft.com/office/word/2018/wordml" xmlns:w16du="http://schemas.microsoft.com/office/word/2023/wordml/word16du" xmlns:w16sdtdh="http://schemas.microsoft.com/office/word/2020/wordml/sdtdatahash" xmlns:w16se="http://schemas.microsoft.com/office/word/2015/wordml/symex" xmlns:wpg="http://schemas.microsoft.com/office/word/2010/wordprocessingGroup" xmlns:wpi="http://schemas.microsoft.com/office/word/2010/wordprocessingInk" xmlns:wne="http://schemas.microsoft.com/office/word/2006/wordml" xmlns:wps="http://schemas.microsoft.com/office/word/2010/wordprocessingShape" mc:Ignorable="w14 w15 w16se w16cid w16 w16cex w16sdtdh wp14">
+<w:document xmlns:a="http://schemas.openxmlformats.org/drawingml/2006/main" xmlns:adec="http://schemas.microsoft.com/office/drawing/2017/decorative" xmlns:pic="http://schemas.openxmlformats.org/drawingml/2006/picture" xmlns:a14="http://schemas.microsoft.com/office/drawing/2010/main" xmlns:asvg="http://schemas.microsoft.com/office/drawing/2016/SVG/main" xmlns:wpc="http://schemas.microsoft.com/office/word/2010/wordprocessingCanvas" xmlns:cx="http://schemas.microsoft.com/office/drawing/2014/chartex" xmlns:cx1="http://schemas.microsoft.com/office/drawing/2015/9/8/chartex" xmlns:cx2="http://schemas.microsoft.com/office/drawing/2015/10/21/chartex" xmlns:cx3="http://schemas.microsoft.com/office/drawing/2016/5/9/chartex" xmlns:cx4="http://schemas.microsoft.com/office/drawing/2016/5/10/chartex" xmlns:cx5="http://schemas.microsoft.com/office/drawing/2016/5/11/chartex" xmlns:cx6="http://schemas.microsoft.com/office/drawing/2016/5/12/chartex" xmlns:cx7="http://schemas.microsoft.com/office/drawing/2016/5/13/chartex" xmlns:cx8="http://schemas.microsoft.com/office/drawing/2016/5/14/chartex" xmlns:mc="http://schemas.openxmlformats.org/markup-compatibility/2006" xmlns:aink="http://schemas.microsoft.com/office/drawing/2016/ink" xmlns:am3d="http://schemas.microsoft.com/office/drawing/2017/model3d" xmlns:o="urn:schemas-microsoft-com:office:office" xmlns:oel="http://schemas.microsoft.com/office/2019/extlst" xmlns:r="http://schemas.openxmlformats.org/officeDocument/2006/relationships" xmlns:m="http://schemas.openxmlformats.org/officeDocument/2006/math" xmlns:v="urn:schemas-microsoft-com:vml" xmlns:wp14="http://schemas.microsoft.com/office/word/2010/wordprocessingDrawing" xmlns:wp="http://schemas.openxmlformats.org/drawingml/2006/wordprocessingDrawing" xmlns:w10="urn:schemas-microsoft-com:office:word" xmlns:w="http://schemas.openxmlformats.org/wordprocessingml/2006/main" xmlns:w14="http://schemas.microsoft.com/office/word/2010/wordml" xmlns:w15="http://schemas.microsoft.com/office/word/2012/wordml" xmlns:w16cex="http://schemas.microsoft.com/office/word/2018/wordml/cex" xmlns:w16cid="http://schemas.microsoft.com/office/word/2016/wordml/cid" xmlns:w16="http://schemas.microsoft.com/office/word/2018/wordml" xmlns:w16du="http://schemas.microsoft.com/office/word/2023/wordml/word16du" xmlns:w16sdtdh="http://schemas.microsoft.com/office/word/2020/wordml/sdtdatahash" xmlns:w16se="http://schemas.microsoft.com/office/word/2015/wordml/symex" xmlns:wpg="http://schemas.microsoft.com/office/word/2010/wordprocessingGroup" xmlns:wpi="http://schemas.microsoft.com/office/word/2010/wordprocessingInk" xmlns:wne="http://schemas.microsoft.com/office/word/2006/wordml" xmlns:wps="http://schemas.microsoft.com/office/word/2010/wordprocessingShape" mc:Ignorable="w14 w15 w16se w16cid w16 w16cex w16sdtdh wp14">
   <w:body>
     <w:p>
       <w:pPr>
@@ -14,7 +14,7 @@
         <mc:AlternateContent>
           <mc:Choice Requires="wps">
             <w:drawing>
-              <wp:anchor distT="0" distB="0" distL="114300" distR="114300" simplePos="0" relativeHeight="251659264" behindDoc="1" locked="1" layoutInCell="1" allowOverlap="1" wp14:anchorId="70B908E5" wp14:editId="2DA25A45">
+              <wp:anchor distT="0" distB="0" distL="114300" distR="114300" simplePos="0" relativeHeight="251659264" behindDoc="1" locked="1" layoutInCell="1" allowOverlap="1" wp14:editId="2DA25A45" wp14:anchorId="70B908E5">
                 <wp:simplePos x="0" y="0"/>
                 <wp:positionH relativeFrom="page">
                   <wp:posOffset>0</wp:posOffset>
@@ -92,7 +92,7 @@
           </mc:Choice>
           <mc:Fallback>
             <w:pict>
-              <v:rect w14:anchorId="61BAFB23" id="Rectangle 1465326552" o:spid="_x0000_s1026" alt="&quot;&quot;" style="position:absolute;margin-left:0;margin-top:-26.25pt;width:612pt;height:11in;z-index:-251657216;visibility:visible;mso-wrap-style:square;mso-width-percent:0;mso-height-percent:0;mso-wrap-distance-left:9pt;mso-wrap-distance-top:0;mso-wrap-distance-right:9pt;mso-wrap-distance-bottom:0;mso-position-horizontal:absolute;mso-position-horizontal-relative:page;mso-position-vertical:absolute;mso-position-vertical-relative:text;mso-width-percent:0;mso-height-percent:0;mso-width-relative:margin;mso-height-relative:margin;v-text-anchor:middle" o:gfxdata="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" fillcolor="#e1daec [660]" stroked="f" strokeweight="1pt">
+              <v:rect id="Rectangle 1465326552" style="position:absolute;margin-left:0;margin-top:-26.25pt;width:612pt;height:11in;z-index:-251657216;visibility:visible;mso-wrap-style:square;mso-width-percent:0;mso-height-percent:0;mso-wrap-distance-left:9pt;mso-wrap-distance-top:0;mso-wrap-distance-right:9pt;mso-wrap-distance-bottom:0;mso-position-horizontal:absolute;mso-position-horizontal-relative:page;mso-position-vertical:absolute;mso-position-vertical-relative:text;mso-width-percent:0;mso-height-percent:0;mso-width-relative:margin;mso-height-relative:margin;v-text-anchor:middle" alt="&quot;&quot;" o:spid="_x0000_s1026" fillcolor="#e1daec [660]" stroked="f" strokeweight="1pt" o:gfxdata="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" w14:anchorId="61BAFB23">
                 <v:fill opacity="8481f"/>
                 <w10:wrap anchorx="page"/>
                 <w10:anchorlock/>
@@ -257,7 +257,7 @@
               <w:adjustRightInd w:val="0"/>
               <w:spacing w:line="240" w:lineRule="auto"/>
               <w:rPr>
-                <w:rFonts w:ascii="Georgia" w:eastAsia="Times New Roman" w:hAnsi="Georgia" w:cs="Georgia"/>
+                <w:rFonts w:ascii="Georgia" w:hAnsi="Georgia" w:eastAsia="Times New Roman" w:cs="Georgia"/>
                 <w:szCs w:val="22"/>
               </w:rPr>
             </w:pPr>
@@ -276,10 +276,10 @@
             <w:tcW w:w="3150" w:type="dxa"/>
             <w:vMerge w:val="restart"/>
             <w:tcBorders>
-              <w:top w:val="single" w:sz="12" w:space="0" w:color="6D509B" w:themeColor="accent1"/>
-              <w:left w:val="single" w:sz="12" w:space="0" w:color="6D509B" w:themeColor="accent1"/>
-              <w:bottom w:val="single" w:sz="12" w:space="0" w:color="6D509B" w:themeColor="accent1"/>
-              <w:right w:val="single" w:sz="12" w:space="0" w:color="6D509B" w:themeColor="accent1"/>
+              <w:top w:val="single" w:color="6D509B" w:themeColor="accent1" w:sz="12" w:space="0"/>
+              <w:left w:val="single" w:color="6D509B" w:themeColor="accent1" w:sz="12" w:space="0"/>
+              <w:bottom w:val="single" w:color="6D509B" w:themeColor="accent1" w:sz="12" w:space="0"/>
+              <w:right w:val="single" w:color="6D509B" w:themeColor="accent1" w:sz="12" w:space="0"/>
             </w:tcBorders>
             <w:shd w:val="clear" w:color="auto" w:fill="auto"/>
             <w:tcMar>
@@ -606,7 +606,7 @@
                 <w15:appearance w15:val="hidden"/>
               </w:sdtPr>
               <w:sdtContent>
-                <w:hyperlink r:id="rId10" w:history="1">
+                <w:hyperlink w:history="1" r:id="rId10">
                   <w:r>
                     <w:t>706.555.0123</w:t>
                   </w:r>
@@ -656,7 +656,7 @@
                 <w15:appearance w15:val="hidden"/>
               </w:sdtPr>
               <w:sdtContent>
-                <w:hyperlink r:id="rId11" w:history="1">
+                <w:hyperlink w:history="1" r:id="rId11">
                   <w:r>
                     <w:t>tonnie@example.com</w:t>
                   </w:r>
@@ -715,7 +715,7 @@
                 <w15:appearance w15:val="hidden"/>
               </w:sdtPr>
               <w:sdtContent>
-                <w:hyperlink r:id="rId12" w:history="1">
+                <w:hyperlink w:history="1" r:id="rId12">
                   <w:r>
                     <w:t>www.interestingsite.com</w:t>
                   </w:r>
@@ -729,7 +729,7 @@
             <w:tcW w:w="360" w:type="dxa"/>
             <w:vMerge w:val="restart"/>
             <w:tcBorders>
-              <w:left w:val="single" w:sz="12" w:space="0" w:color="6D509B" w:themeColor="accent1"/>
+              <w:left w:val="single" w:color="6D509B" w:themeColor="accent1" w:sz="12" w:space="0"/>
             </w:tcBorders>
           </w:tcPr>
           <w:p>
@@ -741,7 +741,7 @@
               <w:spacing w:line="240" w:lineRule="auto"/>
               <w:ind w:right="680"/>
               <w:rPr>
-                <w:rFonts w:ascii="Georgia" w:eastAsia="Times New Roman" w:hAnsi="Georgia" w:cs="Georgia"/>
+                <w:rFonts w:ascii="Georgia" w:hAnsi="Georgia" w:eastAsia="Times New Roman" w:cs="Georgia"/>
                 <w:color w:val="FFFFFF"/>
                 <w:sz w:val="16"/>
                 <w:szCs w:val="22"/>
@@ -782,7 +782,7 @@
             <w:tcW w:w="4840" w:type="dxa"/>
             <w:gridSpan w:val="3"/>
             <w:tcBorders>
-              <w:bottom w:val="single" w:sz="12" w:space="0" w:color="6D509B" w:themeColor="accent1"/>
+              <w:bottom w:val="single" w:color="6D509B" w:themeColor="accent1" w:sz="12" w:space="0"/>
             </w:tcBorders>
           </w:tcPr>
           <w:p/>
@@ -800,9 +800,9 @@
             <w:tcW w:w="3150" w:type="dxa"/>
             <w:vMerge/>
             <w:tcBorders>
-              <w:left w:val="single" w:sz="12" w:space="0" w:color="6D509B" w:themeColor="accent1"/>
-              <w:bottom w:val="single" w:sz="12" w:space="0" w:color="6D509B" w:themeColor="accent1"/>
-              <w:right w:val="single" w:sz="12" w:space="0" w:color="6D509B" w:themeColor="accent1"/>
+              <w:left w:val="single" w:color="6D509B" w:themeColor="accent1" w:sz="12" w:space="0"/>
+              <w:bottom w:val="single" w:color="6D509B" w:themeColor="accent1" w:sz="12" w:space="0"/>
+              <w:right w:val="single" w:color="6D509B" w:themeColor="accent1" w:sz="12" w:space="0"/>
             </w:tcBorders>
             <w:shd w:val="clear" w:color="auto" w:fill="auto"/>
             <w:tcMar>
@@ -828,7 +828,7 @@
             <w:tcW w:w="360" w:type="dxa"/>
             <w:vMerge/>
             <w:tcBorders>
-              <w:left w:val="single" w:sz="12" w:space="0" w:color="6D509B" w:themeColor="accent1"/>
+              <w:left w:val="single" w:color="6D509B" w:themeColor="accent1" w:sz="12" w:space="0"/>
             </w:tcBorders>
           </w:tcPr>
           <w:p>
@@ -839,7 +839,7 @@
               <w:adjustRightInd w:val="0"/>
               <w:spacing w:line="240" w:lineRule="auto"/>
               <w:rPr>
-                <w:rFonts w:ascii="Georgia" w:eastAsia="Times New Roman" w:hAnsi="Georgia" w:cs="Georgia"/>
+                <w:rFonts w:ascii="Georgia" w:hAnsi="Georgia" w:eastAsia="Times New Roman" w:cs="Georgia"/>
                 <w:sz w:val="16"/>
                 <w:szCs w:val="22"/>
               </w:rPr>
@@ -859,7 +859,7 @@
               <w:adjustRightInd w:val="0"/>
               <w:spacing w:line="240" w:lineRule="auto"/>
               <w:rPr>
-                <w:rFonts w:ascii="Georgia" w:eastAsia="Times New Roman" w:hAnsi="Georgia" w:cs="Georgia"/>
+                <w:rFonts w:ascii="Georgia" w:hAnsi="Georgia" w:eastAsia="Times New Roman" w:cs="Georgia"/>
                 <w:szCs w:val="22"/>
               </w:rPr>
             </w:pPr>
@@ -870,7 +870,7 @@
             <w:tcW w:w="4840" w:type="dxa"/>
             <w:gridSpan w:val="3"/>
             <w:tcBorders>
-              <w:top w:val="single" w:sz="12" w:space="0" w:color="6D509B" w:themeColor="accent1"/>
+              <w:top w:val="single" w:color="6D509B" w:themeColor="accent1" w:sz="12" w:space="0"/>
             </w:tcBorders>
           </w:tcPr>
           <w:p/>
@@ -888,9 +888,9 @@
             <w:tcW w:w="3150" w:type="dxa"/>
             <w:vMerge/>
             <w:tcBorders>
-              <w:left w:val="single" w:sz="12" w:space="0" w:color="6D509B" w:themeColor="accent1"/>
-              <w:bottom w:val="single" w:sz="12" w:space="0" w:color="6D509B" w:themeColor="accent1"/>
-              <w:right w:val="single" w:sz="12" w:space="0" w:color="6D509B" w:themeColor="accent1"/>
+              <w:left w:val="single" w:color="6D509B" w:themeColor="accent1" w:sz="12" w:space="0"/>
+              <w:bottom w:val="single" w:color="6D509B" w:themeColor="accent1" w:sz="12" w:space="0"/>
+              <w:right w:val="single" w:color="6D509B" w:themeColor="accent1" w:sz="12" w:space="0"/>
             </w:tcBorders>
             <w:shd w:val="clear" w:color="auto" w:fill="auto"/>
             <w:tcMar>
@@ -916,7 +916,7 @@
             <w:tcW w:w="360" w:type="dxa"/>
             <w:vMerge/>
             <w:tcBorders>
-              <w:left w:val="single" w:sz="12" w:space="0" w:color="6D509B" w:themeColor="accent1"/>
+              <w:left w:val="single" w:color="6D509B" w:themeColor="accent1" w:sz="12" w:space="0"/>
             </w:tcBorders>
           </w:tcPr>
           <w:p>
@@ -927,7 +927,7 @@
               <w:adjustRightInd w:val="0"/>
               <w:spacing w:line="240" w:lineRule="auto"/>
               <w:rPr>
-                <w:rFonts w:ascii="Georgia" w:eastAsia="Times New Roman" w:hAnsi="Georgia" w:cs="Georgia"/>
+                <w:rFonts w:ascii="Georgia" w:hAnsi="Georgia" w:eastAsia="Times New Roman" w:cs="Georgia"/>
                 <w:sz w:val="16"/>
                 <w:szCs w:val="22"/>
               </w:rPr>
@@ -1136,9 +1136,9 @@
             <w:tcW w:w="3150" w:type="dxa"/>
             <w:vMerge/>
             <w:tcBorders>
-              <w:left w:val="single" w:sz="12" w:space="0" w:color="6D509B" w:themeColor="accent1"/>
-              <w:bottom w:val="single" w:sz="12" w:space="0" w:color="6D509B" w:themeColor="accent1"/>
-              <w:right w:val="single" w:sz="12" w:space="0" w:color="6D509B" w:themeColor="accent1"/>
+              <w:left w:val="single" w:color="6D509B" w:themeColor="accent1" w:sz="12" w:space="0"/>
+              <w:bottom w:val="single" w:color="6D509B" w:themeColor="accent1" w:sz="12" w:space="0"/>
+              <w:right w:val="single" w:color="6D509B" w:themeColor="accent1" w:sz="12" w:space="0"/>
             </w:tcBorders>
             <w:shd w:val="clear" w:color="auto" w:fill="auto"/>
             <w:tcMar>
@@ -1164,7 +1164,7 @@
             <w:tcW w:w="360" w:type="dxa"/>
             <w:vMerge/>
             <w:tcBorders>
-              <w:left w:val="single" w:sz="12" w:space="0" w:color="6D509B" w:themeColor="accent1"/>
+              <w:left w:val="single" w:color="6D509B" w:themeColor="accent1" w:sz="12" w:space="0"/>
             </w:tcBorders>
           </w:tcPr>
           <w:p>
@@ -1175,7 +1175,7 @@
               <w:adjustRightInd w:val="0"/>
               <w:spacing w:line="240" w:lineRule="auto"/>
               <w:rPr>
-                <w:rFonts w:ascii="Georgia" w:eastAsia="Times New Roman" w:hAnsi="Georgia" w:cs="Georgia"/>
+                <w:rFonts w:ascii="Georgia" w:hAnsi="Georgia" w:eastAsia="Times New Roman" w:cs="Georgia"/>
                 <w:sz w:val="16"/>
                 <w:szCs w:val="22"/>
               </w:rPr>
@@ -1215,7 +1215,7 @@
             <w:tcW w:w="4840" w:type="dxa"/>
             <w:gridSpan w:val="3"/>
             <w:tcBorders>
-              <w:bottom w:val="single" w:sz="12" w:space="0" w:color="6D509B" w:themeColor="accent1"/>
+              <w:bottom w:val="single" w:color="6D509B" w:themeColor="accent1" w:sz="12" w:space="0"/>
             </w:tcBorders>
           </w:tcPr>
           <w:p/>
@@ -1233,9 +1233,9 @@
             <w:tcW w:w="3150" w:type="dxa"/>
             <w:vMerge/>
             <w:tcBorders>
-              <w:left w:val="single" w:sz="12" w:space="0" w:color="6D509B" w:themeColor="accent1"/>
-              <w:bottom w:val="single" w:sz="12" w:space="0" w:color="6D509B" w:themeColor="accent1"/>
-              <w:right w:val="single" w:sz="12" w:space="0" w:color="6D509B" w:themeColor="accent1"/>
+              <w:left w:val="single" w:color="6D509B" w:themeColor="accent1" w:sz="12" w:space="0"/>
+              <w:bottom w:val="single" w:color="6D509B" w:themeColor="accent1" w:sz="12" w:space="0"/>
+              <w:right w:val="single" w:color="6D509B" w:themeColor="accent1" w:sz="12" w:space="0"/>
             </w:tcBorders>
             <w:shd w:val="clear" w:color="auto" w:fill="auto"/>
             <w:tcMar>
@@ -1261,7 +1261,7 @@
             <w:tcW w:w="360" w:type="dxa"/>
             <w:vMerge/>
             <w:tcBorders>
-              <w:left w:val="single" w:sz="12" w:space="0" w:color="6D509B" w:themeColor="accent1"/>
+              <w:left w:val="single" w:color="6D509B" w:themeColor="accent1" w:sz="12" w:space="0"/>
             </w:tcBorders>
           </w:tcPr>
           <w:p>
@@ -1272,7 +1272,7 @@
               <w:adjustRightInd w:val="0"/>
               <w:spacing w:line="240" w:lineRule="auto"/>
               <w:rPr>
-                <w:rFonts w:ascii="Georgia" w:eastAsia="Times New Roman" w:hAnsi="Georgia" w:cs="Georgia"/>
+                <w:rFonts w:ascii="Georgia" w:hAnsi="Georgia" w:eastAsia="Times New Roman" w:cs="Georgia"/>
                 <w:sz w:val="16"/>
                 <w:szCs w:val="22"/>
               </w:rPr>
@@ -1292,7 +1292,7 @@
               <w:adjustRightInd w:val="0"/>
               <w:spacing w:line="240" w:lineRule="auto"/>
               <w:rPr>
-                <w:rFonts w:ascii="Georgia" w:eastAsia="Times New Roman" w:hAnsi="Georgia" w:cs="Georgia"/>
+                <w:rFonts w:ascii="Georgia" w:hAnsi="Georgia" w:eastAsia="Times New Roman" w:cs="Georgia"/>
                 <w:szCs w:val="22"/>
               </w:rPr>
             </w:pPr>
@@ -1303,7 +1303,7 @@
             <w:tcW w:w="4840" w:type="dxa"/>
             <w:gridSpan w:val="3"/>
             <w:tcBorders>
-              <w:top w:val="single" w:sz="12" w:space="0" w:color="6D509B" w:themeColor="accent1"/>
+              <w:top w:val="single" w:color="6D509B" w:themeColor="accent1" w:sz="12" w:space="0"/>
             </w:tcBorders>
           </w:tcPr>
           <w:p/>
@@ -1321,9 +1321,9 @@
             <w:tcW w:w="3150" w:type="dxa"/>
             <w:vMerge/>
             <w:tcBorders>
-              <w:left w:val="single" w:sz="12" w:space="0" w:color="6D509B" w:themeColor="accent1"/>
-              <w:bottom w:val="single" w:sz="12" w:space="0" w:color="6D509B" w:themeColor="accent1"/>
-              <w:right w:val="single" w:sz="12" w:space="0" w:color="6D509B" w:themeColor="accent1"/>
+              <w:left w:val="single" w:color="6D509B" w:themeColor="accent1" w:sz="12" w:space="0"/>
+              <w:bottom w:val="single" w:color="6D509B" w:themeColor="accent1" w:sz="12" w:space="0"/>
+              <w:right w:val="single" w:color="6D509B" w:themeColor="accent1" w:sz="12" w:space="0"/>
             </w:tcBorders>
             <w:shd w:val="clear" w:color="auto" w:fill="auto"/>
             <w:tcMar>
@@ -1350,7 +1350,7 @@
             <w:tcW w:w="360" w:type="dxa"/>
             <w:vMerge/>
             <w:tcBorders>
-              <w:left w:val="single" w:sz="12" w:space="0" w:color="6D509B" w:themeColor="accent1"/>
+              <w:left w:val="single" w:color="6D509B" w:themeColor="accent1" w:sz="12" w:space="0"/>
             </w:tcBorders>
           </w:tcPr>
           <w:p/>
@@ -1411,9 +1411,9 @@
             <w:tcW w:w="3150" w:type="dxa"/>
             <w:vMerge/>
             <w:tcBorders>
-              <w:left w:val="single" w:sz="12" w:space="0" w:color="6D509B" w:themeColor="accent1"/>
-              <w:bottom w:val="single" w:sz="12" w:space="0" w:color="6D509B" w:themeColor="accent1"/>
-              <w:right w:val="single" w:sz="12" w:space="0" w:color="6D509B" w:themeColor="accent1"/>
+              <w:left w:val="single" w:color="6D509B" w:themeColor="accent1" w:sz="12" w:space="0"/>
+              <w:bottom w:val="single" w:color="6D509B" w:themeColor="accent1" w:sz="12" w:space="0"/>
+              <w:right w:val="single" w:color="6D509B" w:themeColor="accent1" w:sz="12" w:space="0"/>
             </w:tcBorders>
             <w:shd w:val="clear" w:color="auto" w:fill="auto"/>
             <w:tcMar>
@@ -1436,7 +1436,7 @@
             <w:tcW w:w="360" w:type="dxa"/>
             <w:vMerge/>
             <w:tcBorders>
-              <w:left w:val="single" w:sz="12" w:space="0" w:color="6D509B" w:themeColor="accent1"/>
+              <w:left w:val="single" w:color="6D509B" w:themeColor="accent1" w:sz="12" w:space="0"/>
             </w:tcBorders>
           </w:tcPr>
           <w:p>
@@ -1447,7 +1447,7 @@
               <w:adjustRightInd w:val="0"/>
               <w:spacing w:line="240" w:lineRule="auto"/>
               <w:rPr>
-                <w:rFonts w:ascii="Georgia" w:eastAsia="Times New Roman" w:hAnsi="Georgia" w:cs="Georgia"/>
+                <w:rFonts w:ascii="Georgia" w:hAnsi="Georgia" w:eastAsia="Times New Roman" w:cs="Georgia"/>
                 <w:sz w:val="16"/>
                 <w:szCs w:val="22"/>
               </w:rPr>
@@ -1487,7 +1487,7 @@
           <w:tcPr>
             <w:tcW w:w="4030" w:type="dxa"/>
             <w:tcBorders>
-              <w:bottom w:val="single" w:sz="12" w:space="0" w:color="6D509B" w:themeColor="accent1"/>
+              <w:bottom w:val="single" w:color="6D509B" w:themeColor="accent1" w:sz="12" w:space="0"/>
             </w:tcBorders>
           </w:tcPr>
           <w:p/>
@@ -1505,9 +1505,9 @@
             <w:tcW w:w="3150" w:type="dxa"/>
             <w:vMerge/>
             <w:tcBorders>
-              <w:left w:val="single" w:sz="12" w:space="0" w:color="6D509B" w:themeColor="accent1"/>
-              <w:bottom w:val="single" w:sz="12" w:space="0" w:color="6D509B" w:themeColor="accent1"/>
-              <w:right w:val="single" w:sz="12" w:space="0" w:color="6D509B" w:themeColor="accent1"/>
+              <w:left w:val="single" w:color="6D509B" w:themeColor="accent1" w:sz="12" w:space="0"/>
+              <w:bottom w:val="single" w:color="6D509B" w:themeColor="accent1" w:sz="12" w:space="0"/>
+              <w:right w:val="single" w:color="6D509B" w:themeColor="accent1" w:sz="12" w:space="0"/>
             </w:tcBorders>
             <w:shd w:val="clear" w:color="auto" w:fill="auto"/>
             <w:tcMar>
@@ -1530,7 +1530,7 @@
             <w:tcW w:w="360" w:type="dxa"/>
             <w:vMerge/>
             <w:tcBorders>
-              <w:left w:val="single" w:sz="12" w:space="0" w:color="6D509B" w:themeColor="accent1"/>
+              <w:left w:val="single" w:color="6D509B" w:themeColor="accent1" w:sz="12" w:space="0"/>
             </w:tcBorders>
           </w:tcPr>
           <w:p>
@@ -1541,7 +1541,7 @@
               <w:adjustRightInd w:val="0"/>
               <w:spacing w:line="240" w:lineRule="auto"/>
               <w:rPr>
-                <w:rFonts w:ascii="Georgia" w:eastAsia="Times New Roman" w:hAnsi="Georgia" w:cs="Georgia"/>
+                <w:rFonts w:ascii="Georgia" w:hAnsi="Georgia" w:eastAsia="Times New Roman" w:cs="Georgia"/>
                 <w:sz w:val="16"/>
                 <w:szCs w:val="22"/>
               </w:rPr>
@@ -1562,7 +1562,7 @@
               <w:adjustRightInd w:val="0"/>
               <w:spacing w:line="240" w:lineRule="auto"/>
               <w:rPr>
-                <w:rFonts w:ascii="Georgia" w:eastAsia="Times New Roman" w:hAnsi="Georgia" w:cs="Georgia"/>
+                <w:rFonts w:ascii="Georgia" w:hAnsi="Georgia" w:eastAsia="Times New Roman" w:cs="Georgia"/>
                 <w:szCs w:val="22"/>
               </w:rPr>
             </w:pPr>
@@ -1572,7 +1572,7 @@
           <w:tcPr>
             <w:tcW w:w="4030" w:type="dxa"/>
             <w:tcBorders>
-              <w:top w:val="single" w:sz="12" w:space="0" w:color="6D509B" w:themeColor="accent1"/>
+              <w:top w:val="single" w:color="6D509B" w:themeColor="accent1" w:sz="12" w:space="0"/>
             </w:tcBorders>
           </w:tcPr>
           <w:p/>
@@ -1590,9 +1590,9 @@
             <w:tcW w:w="3150" w:type="dxa"/>
             <w:vMerge/>
             <w:tcBorders>
-              <w:left w:val="single" w:sz="12" w:space="0" w:color="6D509B" w:themeColor="accent1"/>
-              <w:bottom w:val="single" w:sz="12" w:space="0" w:color="6D509B" w:themeColor="accent1"/>
-              <w:right w:val="single" w:sz="12" w:space="0" w:color="6D509B" w:themeColor="accent1"/>
+              <w:left w:val="single" w:color="6D509B" w:themeColor="accent1" w:sz="12" w:space="0"/>
+              <w:bottom w:val="single" w:color="6D509B" w:themeColor="accent1" w:sz="12" w:space="0"/>
+              <w:right w:val="single" w:color="6D509B" w:themeColor="accent1" w:sz="12" w:space="0"/>
             </w:tcBorders>
             <w:shd w:val="clear" w:color="auto" w:fill="auto"/>
             <w:tcMar>
@@ -1614,7 +1614,7 @@
             <w:tcW w:w="360" w:type="dxa"/>
             <w:vMerge/>
             <w:tcBorders>
-              <w:left w:val="single" w:sz="12" w:space="0" w:color="6D509B" w:themeColor="accent1"/>
+              <w:left w:val="single" w:color="6D509B" w:themeColor="accent1" w:sz="12" w:space="0"/>
             </w:tcBorders>
           </w:tcPr>
           <w:p>
@@ -1625,7 +1625,7 @@
               <w:adjustRightInd w:val="0"/>
               <w:spacing w:line="240" w:lineRule="auto"/>
               <w:rPr>
-                <w:rFonts w:ascii="Georgia" w:eastAsia="Times New Roman" w:hAnsi="Georgia" w:cs="Georgia"/>
+                <w:rFonts w:ascii="Georgia" w:hAnsi="Georgia" w:eastAsia="Times New Roman" w:cs="Georgia"/>
                 <w:sz w:val="16"/>
                 <w:szCs w:val="22"/>
               </w:rPr>
@@ -1670,9 +1670,9 @@
             <w:tcW w:w="3150" w:type="dxa"/>
             <w:vMerge/>
             <w:tcBorders>
-              <w:left w:val="single" w:sz="12" w:space="0" w:color="6D509B" w:themeColor="accent1"/>
-              <w:bottom w:val="single" w:sz="12" w:space="0" w:color="6D509B" w:themeColor="accent1"/>
-              <w:right w:val="single" w:sz="12" w:space="0" w:color="6D509B" w:themeColor="accent1"/>
+              <w:left w:val="single" w:color="6D509B" w:themeColor="accent1" w:sz="12" w:space="0"/>
+              <w:bottom w:val="single" w:color="6D509B" w:themeColor="accent1" w:sz="12" w:space="0"/>
+              <w:right w:val="single" w:color="6D509B" w:themeColor="accent1" w:sz="12" w:space="0"/>
             </w:tcBorders>
             <w:shd w:val="clear" w:color="auto" w:fill="auto"/>
           </w:tcPr>
@@ -1687,7 +1687,7 @@
               <w:spacing w:before="120" w:line="240" w:lineRule="auto"/>
               <w:outlineLvl w:val="0"/>
               <w:rPr>
-                <w:rFonts w:ascii="Georgia" w:eastAsia="Times New Roman" w:hAnsi="Georgia" w:cs="Georgia"/>
+                <w:rFonts w:ascii="Georgia" w:hAnsi="Georgia" w:eastAsia="Times New Roman" w:cs="Georgia"/>
                 <w:b/>
                 <w:bCs/>
                 <w:color w:val="FFFFFF"/>
@@ -1702,7 +1702,7 @@
             <w:tcW w:w="360" w:type="dxa"/>
             <w:vMerge/>
             <w:tcBorders>
-              <w:left w:val="single" w:sz="12" w:space="0" w:color="6D509B" w:themeColor="accent1"/>
+              <w:left w:val="single" w:color="6D509B" w:themeColor="accent1" w:sz="12" w:space="0"/>
             </w:tcBorders>
           </w:tcPr>
           <w:p>
@@ -1713,7 +1713,7 @@
               <w:adjustRightInd w:val="0"/>
               <w:spacing w:line="240" w:lineRule="auto"/>
               <w:rPr>
-                <w:rFonts w:ascii="Georgia" w:eastAsia="Times New Roman" w:hAnsi="Georgia" w:cs="Georgia"/>
+                <w:rFonts w:ascii="Georgia" w:hAnsi="Georgia" w:eastAsia="Times New Roman" w:cs="Georgia"/>
                 <w:sz w:val="16"/>
                 <w:szCs w:val="22"/>
               </w:rPr>
@@ -1753,7 +1753,7 @@
             <w:tcW w:w="4840" w:type="dxa"/>
             <w:gridSpan w:val="3"/>
             <w:tcBorders>
-              <w:bottom w:val="single" w:sz="12" w:space="0" w:color="6D509B" w:themeColor="accent1"/>
+              <w:bottom w:val="single" w:color="6D509B" w:themeColor="accent1" w:sz="12" w:space="0"/>
             </w:tcBorders>
           </w:tcPr>
           <w:p/>
@@ -1771,9 +1771,9 @@
             <w:tcW w:w="3150" w:type="dxa"/>
             <w:vMerge/>
             <w:tcBorders>
-              <w:left w:val="single" w:sz="12" w:space="0" w:color="6D509B" w:themeColor="accent1"/>
-              <w:bottom w:val="single" w:sz="12" w:space="0" w:color="6D509B" w:themeColor="accent1"/>
-              <w:right w:val="single" w:sz="12" w:space="0" w:color="6D509B" w:themeColor="accent1"/>
+              <w:left w:val="single" w:color="6D509B" w:themeColor="accent1" w:sz="12" w:space="0"/>
+              <w:bottom w:val="single" w:color="6D509B" w:themeColor="accent1" w:sz="12" w:space="0"/>
+              <w:right w:val="single" w:color="6D509B" w:themeColor="accent1" w:sz="12" w:space="0"/>
             </w:tcBorders>
             <w:shd w:val="clear" w:color="auto" w:fill="auto"/>
           </w:tcPr>
@@ -1788,7 +1788,7 @@
               <w:spacing w:before="120" w:line="240" w:lineRule="auto"/>
               <w:outlineLvl w:val="0"/>
               <w:rPr>
-                <w:rFonts w:ascii="Georgia" w:eastAsia="Times New Roman" w:hAnsi="Georgia" w:cs="Georgia"/>
+                <w:rFonts w:ascii="Georgia" w:hAnsi="Georgia" w:eastAsia="Times New Roman" w:cs="Georgia"/>
                 <w:b/>
                 <w:bCs/>
                 <w:color w:val="FFFFFF"/>
@@ -1803,7 +1803,7 @@
             <w:tcW w:w="360" w:type="dxa"/>
             <w:vMerge/>
             <w:tcBorders>
-              <w:left w:val="single" w:sz="12" w:space="0" w:color="6D509B" w:themeColor="accent1"/>
+              <w:left w:val="single" w:color="6D509B" w:themeColor="accent1" w:sz="12" w:space="0"/>
             </w:tcBorders>
           </w:tcPr>
           <w:p>
@@ -1814,7 +1814,7 @@
               <w:adjustRightInd w:val="0"/>
               <w:spacing w:line="240" w:lineRule="auto"/>
               <w:rPr>
-                <w:rFonts w:ascii="Georgia" w:eastAsia="Times New Roman" w:hAnsi="Georgia" w:cs="Georgia"/>
+                <w:rFonts w:ascii="Georgia" w:hAnsi="Georgia" w:eastAsia="Times New Roman" w:cs="Georgia"/>
                 <w:sz w:val="16"/>
                 <w:szCs w:val="22"/>
               </w:rPr>
@@ -1834,7 +1834,7 @@
               <w:adjustRightInd w:val="0"/>
               <w:spacing w:line="240" w:lineRule="auto"/>
               <w:rPr>
-                <w:rFonts w:ascii="Georgia" w:eastAsia="Times New Roman" w:hAnsi="Georgia" w:cs="Georgia"/>
+                <w:rFonts w:ascii="Georgia" w:hAnsi="Georgia" w:eastAsia="Times New Roman" w:cs="Georgia"/>
                 <w:szCs w:val="22"/>
               </w:rPr>
             </w:pPr>
@@ -1845,7 +1845,7 @@
             <w:tcW w:w="4840" w:type="dxa"/>
             <w:gridSpan w:val="3"/>
             <w:tcBorders>
-              <w:top w:val="single" w:sz="12" w:space="0" w:color="6D509B" w:themeColor="accent1"/>
+              <w:top w:val="single" w:color="6D509B" w:themeColor="accent1" w:sz="12" w:space="0"/>
             </w:tcBorders>
           </w:tcPr>
           <w:p/>
@@ -1863,9 +1863,9 @@
             <w:tcW w:w="3150" w:type="dxa"/>
             <w:vMerge/>
             <w:tcBorders>
-              <w:left w:val="single" w:sz="12" w:space="0" w:color="6D509B" w:themeColor="accent1"/>
-              <w:bottom w:val="single" w:sz="12" w:space="0" w:color="6D509B" w:themeColor="accent1"/>
-              <w:right w:val="single" w:sz="12" w:space="0" w:color="6D509B" w:themeColor="accent1"/>
+              <w:left w:val="single" w:color="6D509B" w:themeColor="accent1" w:sz="12" w:space="0"/>
+              <w:bottom w:val="single" w:color="6D509B" w:themeColor="accent1" w:sz="12" w:space="0"/>
+              <w:right w:val="single" w:color="6D509B" w:themeColor="accent1" w:sz="12" w:space="0"/>
             </w:tcBorders>
             <w:shd w:val="clear" w:color="auto" w:fill="auto"/>
           </w:tcPr>
@@ -1880,7 +1880,7 @@
               <w:spacing w:before="120" w:line="240" w:lineRule="auto"/>
               <w:outlineLvl w:val="0"/>
               <w:rPr>
-                <w:rFonts w:ascii="Georgia" w:eastAsia="Times New Roman" w:hAnsi="Georgia" w:cs="Georgia"/>
+                <w:rFonts w:ascii="Georgia" w:hAnsi="Georgia" w:eastAsia="Times New Roman" w:cs="Georgia"/>
                 <w:b/>
                 <w:bCs/>
                 <w:color w:val="FFFFFF"/>
@@ -1895,7 +1895,7 @@
             <w:tcW w:w="360" w:type="dxa"/>
             <w:vMerge/>
             <w:tcBorders>
-              <w:left w:val="single" w:sz="12" w:space="0" w:color="6D509B" w:themeColor="accent1"/>
+              <w:left w:val="single" w:color="6D509B" w:themeColor="accent1" w:sz="12" w:space="0"/>
             </w:tcBorders>
           </w:tcPr>
           <w:p>
@@ -1906,7 +1906,7 @@
               <w:adjustRightInd w:val="0"/>
               <w:spacing w:line="240" w:lineRule="auto"/>
               <w:rPr>
-                <w:rFonts w:ascii="Georgia" w:eastAsia="Times New Roman" w:hAnsi="Georgia" w:cs="Georgia"/>
+                <w:rFonts w:ascii="Georgia" w:hAnsi="Georgia" w:eastAsia="Times New Roman" w:cs="Georgia"/>
                 <w:sz w:val="16"/>
                 <w:szCs w:val="22"/>
               </w:rPr>
@@ -1957,9 +1957,9 @@
             <w:tcW w:w="3150" w:type="dxa"/>
             <w:vMerge/>
             <w:tcBorders>
-              <w:left w:val="single" w:sz="12" w:space="0" w:color="6D509B" w:themeColor="accent1"/>
-              <w:bottom w:val="single" w:sz="12" w:space="0" w:color="6D509B" w:themeColor="accent1"/>
-              <w:right w:val="single" w:sz="12" w:space="0" w:color="6D509B" w:themeColor="accent1"/>
+              <w:left w:val="single" w:color="6D509B" w:themeColor="accent1" w:sz="12" w:space="0"/>
+              <w:bottom w:val="single" w:color="6D509B" w:themeColor="accent1" w:sz="12" w:space="0"/>
+              <w:right w:val="single" w:color="6D509B" w:themeColor="accent1" w:sz="12" w:space="0"/>
             </w:tcBorders>
             <w:shd w:val="clear" w:color="auto" w:fill="auto"/>
           </w:tcPr>
@@ -1974,7 +1974,7 @@
               <w:spacing w:before="120" w:line="240" w:lineRule="auto"/>
               <w:outlineLvl w:val="0"/>
               <w:rPr>
-                <w:rFonts w:ascii="Georgia" w:eastAsia="Times New Roman" w:hAnsi="Georgia" w:cs="Georgia"/>
+                <w:rFonts w:ascii="Georgia" w:hAnsi="Georgia" w:eastAsia="Times New Roman" w:cs="Georgia"/>
                 <w:b/>
                 <w:bCs/>
                 <w:color w:val="FFFFFF"/>
@@ -1989,7 +1989,7 @@
             <w:tcW w:w="360" w:type="dxa"/>
             <w:vMerge/>
             <w:tcBorders>
-              <w:left w:val="single" w:sz="12" w:space="0" w:color="6D509B" w:themeColor="accent1"/>
+              <w:left w:val="single" w:color="6D509B" w:themeColor="accent1" w:sz="12" w:space="0"/>
             </w:tcBorders>
           </w:tcPr>
           <w:p>
@@ -2000,7 +2000,7 @@
               <w:adjustRightInd w:val="0"/>
               <w:spacing w:line="240" w:lineRule="auto"/>
               <w:rPr>
-                <w:rFonts w:ascii="Georgia" w:eastAsia="Times New Roman" w:hAnsi="Georgia" w:cs="Georgia"/>
+                <w:rFonts w:ascii="Georgia" w:hAnsi="Georgia" w:eastAsia="Times New Roman" w:cs="Georgia"/>
                 <w:sz w:val="16"/>
                 <w:szCs w:val="22"/>
               </w:rPr>
@@ -2041,7 +2041,7 @@
             <w:tcW w:w="4750" w:type="dxa"/>
             <w:gridSpan w:val="2"/>
             <w:tcBorders>
-              <w:bottom w:val="single" w:sz="12" w:space="0" w:color="6D509B" w:themeColor="accent1"/>
+              <w:bottom w:val="single" w:color="6D509B" w:themeColor="accent1" w:sz="12" w:space="0"/>
             </w:tcBorders>
           </w:tcPr>
           <w:p/>
@@ -2059,9 +2059,9 @@
             <w:tcW w:w="3150" w:type="dxa"/>
             <w:vMerge/>
             <w:tcBorders>
-              <w:left w:val="single" w:sz="12" w:space="0" w:color="6D509B" w:themeColor="accent1"/>
-              <w:bottom w:val="single" w:sz="12" w:space="0" w:color="6D509B" w:themeColor="accent1"/>
-              <w:right w:val="single" w:sz="12" w:space="0" w:color="6D509B" w:themeColor="accent1"/>
+              <w:left w:val="single" w:color="6D509B" w:themeColor="accent1" w:sz="12" w:space="0"/>
+              <w:bottom w:val="single" w:color="6D509B" w:themeColor="accent1" w:sz="12" w:space="0"/>
+              <w:right w:val="single" w:color="6D509B" w:themeColor="accent1" w:sz="12" w:space="0"/>
             </w:tcBorders>
             <w:shd w:val="clear" w:color="auto" w:fill="auto"/>
           </w:tcPr>
@@ -2076,7 +2076,7 @@
               <w:spacing w:before="120" w:line="240" w:lineRule="auto"/>
               <w:outlineLvl w:val="0"/>
               <w:rPr>
-                <w:rFonts w:ascii="Georgia" w:eastAsia="Times New Roman" w:hAnsi="Georgia" w:cs="Georgia"/>
+                <w:rFonts w:ascii="Georgia" w:hAnsi="Georgia" w:eastAsia="Times New Roman" w:cs="Georgia"/>
                 <w:b/>
                 <w:bCs/>
                 <w:color w:val="FFFFFF"/>
@@ -2091,7 +2091,7 @@
             <w:tcW w:w="360" w:type="dxa"/>
             <w:vMerge/>
             <w:tcBorders>
-              <w:left w:val="single" w:sz="12" w:space="0" w:color="6D509B" w:themeColor="accent1"/>
+              <w:left w:val="single" w:color="6D509B" w:themeColor="accent1" w:sz="12" w:space="0"/>
             </w:tcBorders>
           </w:tcPr>
           <w:p>
@@ -2102,7 +2102,7 @@
               <w:adjustRightInd w:val="0"/>
               <w:spacing w:line="240" w:lineRule="auto"/>
               <w:rPr>
-                <w:rFonts w:ascii="Georgia" w:eastAsia="Times New Roman" w:hAnsi="Georgia" w:cs="Georgia"/>
+                <w:rFonts w:ascii="Georgia" w:hAnsi="Georgia" w:eastAsia="Times New Roman" w:cs="Georgia"/>
                 <w:sz w:val="16"/>
                 <w:szCs w:val="22"/>
               </w:rPr>
@@ -2123,7 +2123,7 @@
               <w:adjustRightInd w:val="0"/>
               <w:spacing w:line="240" w:lineRule="auto"/>
               <w:rPr>
-                <w:rFonts w:ascii="Georgia" w:eastAsia="Times New Roman" w:hAnsi="Georgia" w:cs="Georgia"/>
+                <w:rFonts w:ascii="Georgia" w:hAnsi="Georgia" w:eastAsia="Times New Roman" w:cs="Georgia"/>
                 <w:szCs w:val="22"/>
               </w:rPr>
             </w:pPr>
@@ -2134,7 +2134,7 @@
             <w:tcW w:w="4750" w:type="dxa"/>
             <w:gridSpan w:val="2"/>
             <w:tcBorders>
-              <w:top w:val="single" w:sz="12" w:space="0" w:color="6D509B" w:themeColor="accent1"/>
+              <w:top w:val="single" w:color="6D509B" w:themeColor="accent1" w:sz="12" w:space="0"/>
             </w:tcBorders>
           </w:tcPr>
           <w:p/>
@@ -2152,9 +2152,9 @@
             <w:tcW w:w="3150" w:type="dxa"/>
             <w:vMerge/>
             <w:tcBorders>
-              <w:left w:val="single" w:sz="12" w:space="0" w:color="6D509B" w:themeColor="accent1"/>
-              <w:bottom w:val="single" w:sz="12" w:space="0" w:color="6D509B" w:themeColor="accent1"/>
-              <w:right w:val="single" w:sz="12" w:space="0" w:color="6D509B" w:themeColor="accent1"/>
+              <w:left w:val="single" w:color="6D509B" w:themeColor="accent1" w:sz="12" w:space="0"/>
+              <w:bottom w:val="single" w:color="6D509B" w:themeColor="accent1" w:sz="12" w:space="0"/>
+              <w:right w:val="single" w:color="6D509B" w:themeColor="accent1" w:sz="12" w:space="0"/>
             </w:tcBorders>
             <w:shd w:val="clear" w:color="auto" w:fill="auto"/>
           </w:tcPr>
@@ -2169,7 +2169,7 @@
               <w:spacing w:before="120" w:line="240" w:lineRule="auto"/>
               <w:outlineLvl w:val="0"/>
               <w:rPr>
-                <w:rFonts w:ascii="Georgia" w:eastAsia="Times New Roman" w:hAnsi="Georgia" w:cs="Georgia"/>
+                <w:rFonts w:ascii="Georgia" w:hAnsi="Georgia" w:eastAsia="Times New Roman" w:cs="Georgia"/>
                 <w:b/>
                 <w:bCs/>
                 <w:color w:val="FFFFFF"/>
@@ -2184,7 +2184,7 @@
             <w:tcW w:w="360" w:type="dxa"/>
             <w:vMerge/>
             <w:tcBorders>
-              <w:left w:val="single" w:sz="12" w:space="0" w:color="6D509B" w:themeColor="accent1"/>
+              <w:left w:val="single" w:color="6D509B" w:themeColor="accent1" w:sz="12" w:space="0"/>
             </w:tcBorders>
           </w:tcPr>
           <w:p>
@@ -2195,7 +2195,7 @@
               <w:adjustRightInd w:val="0"/>
               <w:spacing w:line="240" w:lineRule="auto"/>
               <w:rPr>
-                <w:rFonts w:ascii="Georgia" w:eastAsia="Times New Roman" w:hAnsi="Georgia" w:cs="Georgia"/>
+                <w:rFonts w:ascii="Georgia" w:hAnsi="Georgia" w:eastAsia="Times New Roman" w:cs="Georgia"/>
                 <w:sz w:val="16"/>
                 <w:szCs w:val="22"/>
               </w:rPr>
@@ -2239,7 +2239,7 @@
           <w:tcPr>
             <w:tcW w:w="3150" w:type="dxa"/>
             <w:tcBorders>
-              <w:top w:val="single" w:sz="12" w:space="0" w:color="6D509B" w:themeColor="accent1"/>
+              <w:top w:val="single" w:color="6D509B" w:themeColor="accent1" w:sz="12" w:space="0"/>
             </w:tcBorders>
             <w:shd w:val="clear" w:color="auto" w:fill="auto"/>
           </w:tcPr>

--- a/src/Tests/Inputs/resumes/05/input.docx
+++ b/src/Tests/Inputs/resumes/05/input.docx
@@ -6607,2157 +6607,6 @@
 </w:styles>
 </file>
 
-<file path=word/glossary/document.xml><?xml version="1.0" encoding="utf-8"?>
-<w:glossaryDocument xmlns:wpc="http://schemas.microsoft.com/office/word/2010/wordprocessingCanvas" xmlns:cx="http://schemas.microsoft.com/office/drawing/2014/chartex" xmlns:cx1="http://schemas.microsoft.com/office/drawing/2015/9/8/chartex" xmlns:cx2="http://schemas.microsoft.com/office/drawing/2015/10/21/chartex" xmlns:cx3="http://schemas.microsoft.com/office/drawing/2016/5/9/chartex" xmlns:cx4="http://schemas.microsoft.com/office/drawing/2016/5/10/chartex" xmlns:cx5="http://schemas.microsoft.com/office/drawing/2016/5/11/chartex" xmlns:cx6="http://schemas.microsoft.com/office/drawing/2016/5/12/chartex" xmlns:cx7="http://schemas.microsoft.com/office/drawing/2016/5/13/chartex" xmlns:cx8="http://schemas.microsoft.com/office/drawing/2016/5/14/chartex" xmlns:mc="http://schemas.openxmlformats.org/markup-compatibility/2006" xmlns:aink="http://schemas.microsoft.com/office/drawing/2016/ink" xmlns:am3d="http://schemas.microsoft.com/office/drawing/2017/model3d" xmlns:o="urn:schemas-microsoft-com:office:office" xmlns:oel="http://schemas.microsoft.com/office/2019/extlst" xmlns:r="http://schemas.openxmlformats.org/officeDocument/2006/relationships" xmlns:m="http://schemas.openxmlformats.org/officeDocument/2006/math" xmlns:v="urn:schemas-microsoft-com:vml" xmlns:wp14="http://schemas.microsoft.com/office/word/2010/wordprocessingDrawing" xmlns:wp="http://schemas.openxmlformats.org/drawingml/2006/wordprocessingDrawing" xmlns:w10="urn:schemas-microsoft-com:office:word" xmlns:w="http://schemas.openxmlformats.org/wordprocessingml/2006/main" xmlns:w14="http://schemas.microsoft.com/office/word/2010/wordml" xmlns:w15="http://schemas.microsoft.com/office/word/2012/wordml" xmlns:w16cex="http://schemas.microsoft.com/office/word/2018/wordml/cex" xmlns:w16cid="http://schemas.microsoft.com/office/word/2016/wordml/cid" xmlns:w16="http://schemas.microsoft.com/office/word/2018/wordml" xmlns:w16du="http://schemas.microsoft.com/office/word/2023/wordml/word16du" xmlns:w16sdtdh="http://schemas.microsoft.com/office/word/2020/wordml/sdtdatahash" xmlns:w16se="http://schemas.microsoft.com/office/word/2015/wordml/symex" xmlns:wpg="http://schemas.microsoft.com/office/word/2010/wordprocessingGroup" xmlns:wpi="http://schemas.microsoft.com/office/word/2010/wordprocessingInk" xmlns:wne="http://schemas.microsoft.com/office/word/2006/wordml" xmlns:wps="http://schemas.microsoft.com/office/word/2010/wordprocessingShape" mc:Ignorable="w14 w15 w16se w16cid w16 w16cex w16sdtdh wp14">
-  <w:docParts>
-    <w:docPart>
-      <w:docPartPr>
-        <w:name w:val="D1A2832FF98D4BC498A25C3916177493"/>
-        <w:category>
-          <w:name w:val="General"/>
-          <w:gallery w:val="placeholder"/>
-        </w:category>
-        <w:types>
-          <w:type w:val="bbPlcHdr"/>
-        </w:types>
-        <w:behaviors>
-          <w:behavior w:val="content"/>
-        </w:behaviors>
-        <w:guid w:val="{40D92092-2666-4D9A-B6FA-1B90D98FC905}"/>
-      </w:docPartPr>
-      <w:docPartBody>
-        <w:p>
-          <w:pPr>
-            <w:pStyle w:val="D1A2832FF98D4BC498A25C3916177493"/>
-          </w:pPr>
-          <w:r>
-            <w:t>skills</w:t>
-          </w:r>
-        </w:p>
-      </w:docPartBody>
-    </w:docPart>
-    <w:docPart>
-      <w:docPartPr>
-        <w:name w:val="BC963C8CD9C14B1CB4F07FCBB4E1F7E6"/>
-        <w:category>
-          <w:name w:val="General"/>
-          <w:gallery w:val="placeholder"/>
-        </w:category>
-        <w:types>
-          <w:type w:val="bbPlcHdr"/>
-        </w:types>
-        <w:behaviors>
-          <w:behavior w:val="content"/>
-        </w:behaviors>
-        <w:guid w:val="{8EB948E5-7A63-47F1-A8E8-CADAFD250FFF}"/>
-      </w:docPartPr>
-      <w:docPartBody>
-        <w:p>
-          <w:pPr>
-            <w:pStyle w:val="BC963C8CD9C14B1CB4F07FCBB4E1F7E6"/>
-          </w:pPr>
-          <w:r>
-            <w:t>EXPERIENCE</w:t>
-          </w:r>
-        </w:p>
-      </w:docPartBody>
-    </w:docPart>
-    <w:docPart>
-      <w:docPartPr>
-        <w:name w:val="C4CBFDA06FBE4C6186A442A26C147DC5"/>
-        <w:category>
-          <w:name w:val="General"/>
-          <w:gallery w:val="placeholder"/>
-        </w:category>
-        <w:types>
-          <w:type w:val="bbPlcHdr"/>
-        </w:types>
-        <w:behaviors>
-          <w:behavior w:val="content"/>
-        </w:behaviors>
-        <w:guid w:val="{E040AFBF-CDED-43AB-BBE4-9CA499390F32}"/>
-      </w:docPartPr>
-      <w:docPartBody>
-        <w:p>
-          <w:pPr>
-            <w:pStyle w:val="C4CBFDA06FBE4C6186A442A26C147DC5"/>
-          </w:pPr>
-          <w:r>
-            <w:t>EDUCATION</w:t>
-          </w:r>
-        </w:p>
-      </w:docPartBody>
-    </w:docPart>
-    <w:docPart>
-      <w:docPartPr>
-        <w:name w:val="377E09258D204251BE3D19088F35E54E"/>
-        <w:category>
-          <w:name w:val="General"/>
-          <w:gallery w:val="placeholder"/>
-        </w:category>
-        <w:types>
-          <w:type w:val="bbPlcHdr"/>
-        </w:types>
-        <w:behaviors>
-          <w:behavior w:val="content"/>
-        </w:behaviors>
-        <w:guid w:val="{78CEE03A-4F5C-47D2-A682-8FFF2F169185}"/>
-      </w:docPartPr>
-      <w:docPartBody>
-        <w:p>
-          <w:pPr>
-            <w:pStyle w:val="377E09258D204251BE3D19088F35E54E"/>
-          </w:pPr>
-          <w:r>
-            <w:t>COMMUNICATION</w:t>
-          </w:r>
-        </w:p>
-      </w:docPartBody>
-    </w:docPart>
-    <w:docPart>
-      <w:docPartPr>
-        <w:name w:val="2FAD8FA3440641C08F5B69D32308AFB0"/>
-        <w:category>
-          <w:name w:val="General"/>
-          <w:gallery w:val="placeholder"/>
-        </w:category>
-        <w:types>
-          <w:type w:val="bbPlcHdr"/>
-        </w:types>
-        <w:behaviors>
-          <w:behavior w:val="content"/>
-        </w:behaviors>
-        <w:guid w:val="{64AF39F0-69BF-4DDC-8866-93B6E271E18C}"/>
-      </w:docPartPr>
-      <w:docPartBody>
-        <w:p>
-          <w:pPr>
-            <w:pStyle w:val="2FAD8FA3440641C08F5B69D32308AFB0"/>
-          </w:pPr>
-          <w:r>
-            <w:t>LEADERSHIP</w:t>
-          </w:r>
-        </w:p>
-      </w:docPartBody>
-    </w:docPart>
-    <w:docPart>
-      <w:docPartPr>
-        <w:name w:val="B5CB8A2DF3474E43B4988CA14FA9DCF6"/>
-        <w:category>
-          <w:name w:val="General"/>
-          <w:gallery w:val="placeholder"/>
-        </w:category>
-        <w:types>
-          <w:type w:val="bbPlcHdr"/>
-        </w:types>
-        <w:behaviors>
-          <w:behavior w:val="content"/>
-        </w:behaviors>
-        <w:guid w:val="{0D1105EE-E064-4AF2-BFA9-D9FC96EFFC5E}"/>
-      </w:docPartPr>
-      <w:docPartBody>
-        <w:p>
-          <w:pPr>
-            <w:pStyle w:val="B5CB8A2DF3474E43B4988CA14FA9DCF6"/>
-          </w:pPr>
-          <w:r>
-            <w:t>REFERENCES</w:t>
-          </w:r>
-        </w:p>
-      </w:docPartBody>
-    </w:docPart>
-    <w:docPart>
-      <w:docPartPr>
-        <w:name w:val="AE269E97849348408DCC34B97D7026F6"/>
-        <w:category>
-          <w:name w:val="General"/>
-          <w:gallery w:val="placeholder"/>
-        </w:category>
-        <w:types>
-          <w:type w:val="bbPlcHdr"/>
-        </w:types>
-        <w:behaviors>
-          <w:behavior w:val="content"/>
-        </w:behaviors>
-        <w:guid w:val="{03DD5FB9-45B0-4593-B896-4EC43E6DBF7C}"/>
-      </w:docPartPr>
-      <w:docPartBody>
-        <w:p>
-          <w:pPr>
-            <w:pStyle w:val="AE269E97849348408DCC34B97D7026F6"/>
-          </w:pPr>
-          <w:r>
-            <w:t>Problem-solving</w:t>
-          </w:r>
-        </w:p>
-      </w:docPartBody>
-    </w:docPart>
-    <w:docPart>
-      <w:docPartPr>
-        <w:name w:val="331A902A915C406B9EE8C554726232CE"/>
-        <w:category>
-          <w:name w:val="General"/>
-          <w:gallery w:val="placeholder"/>
-        </w:category>
-        <w:types>
-          <w:type w:val="bbPlcHdr"/>
-        </w:types>
-        <w:behaviors>
-          <w:behavior w:val="content"/>
-        </w:behaviors>
-        <w:guid w:val="{3E0181D0-AA61-41A2-9FA9-AEC2DE35F229}"/>
-      </w:docPartPr>
-      <w:docPartBody>
-        <w:p>
-          <w:pPr>
-            <w:pStyle w:val="331A902A915C406B9EE8C554726232CE"/>
-          </w:pPr>
-          <w:r>
-            <w:t>Critical thinking</w:t>
-          </w:r>
-        </w:p>
-      </w:docPartBody>
-    </w:docPart>
-    <w:docPart>
-      <w:docPartPr>
-        <w:name w:val="F8D62DB8FCD441DF94FAD990BDE2CF32"/>
-        <w:category>
-          <w:name w:val="General"/>
-          <w:gallery w:val="placeholder"/>
-        </w:category>
-        <w:types>
-          <w:type w:val="bbPlcHdr"/>
-        </w:types>
-        <w:behaviors>
-          <w:behavior w:val="content"/>
-        </w:behaviors>
-        <w:guid w:val="{44BEDF6F-9A60-4958-8001-371163845439}"/>
-      </w:docPartPr>
-      <w:docPartBody>
-        <w:p>
-          <w:pPr>
-            <w:pStyle w:val="F8D62DB8FCD441DF94FAD990BDE2CF32"/>
-          </w:pPr>
-          <w:r>
-            <w:t>Time management</w:t>
-          </w:r>
-        </w:p>
-      </w:docPartBody>
-    </w:docPart>
-    <w:docPart>
-      <w:docPartPr>
-        <w:name w:val="B7139D005D664534913E05CC27C9D885"/>
-        <w:category>
-          <w:name w:val="General"/>
-          <w:gallery w:val="placeholder"/>
-        </w:category>
-        <w:types>
-          <w:type w:val="bbPlcHdr"/>
-        </w:types>
-        <w:behaviors>
-          <w:behavior w:val="content"/>
-        </w:behaviors>
-        <w:guid w:val="{5FD30BD1-438F-4677-B3F9-8E55D747AA7D}"/>
-      </w:docPartPr>
-      <w:docPartBody>
-        <w:p>
-          <w:pPr>
-            <w:pStyle w:val="B7139D005D664534913E05CC27C9D885"/>
-          </w:pPr>
-          <w:r>
-            <w:t>Lesson planning</w:t>
-          </w:r>
-        </w:p>
-      </w:docPartBody>
-    </w:docPart>
-    <w:docPart>
-      <w:docPartPr>
-        <w:name w:val="17788F0F5C26463C966355C38BA99DCF"/>
-        <w:category>
-          <w:name w:val="General"/>
-          <w:gallery w:val="placeholder"/>
-        </w:category>
-        <w:types>
-          <w:type w:val="bbPlcHdr"/>
-        </w:types>
-        <w:behaviors>
-          <w:behavior w:val="content"/>
-        </w:behaviors>
-        <w:guid w:val="{8F1457AF-C85D-4536-8D11-FC83D73658F2}"/>
-      </w:docPartPr>
-      <w:docPartBody>
-        <w:p>
-          <w:pPr>
-            <w:pStyle w:val="17788F0F5C26463C966355C38BA99DCF"/>
-          </w:pPr>
-          <w:r>
-            <w:t>Leadership</w:t>
-          </w:r>
-        </w:p>
-      </w:docPartBody>
-    </w:docPart>
-    <w:docPart>
-      <w:docPartPr>
-        <w:name w:val="94DF71A56DF94CF99EB9B2F5AA15C872"/>
-        <w:category>
-          <w:name w:val="General"/>
-          <w:gallery w:val="placeholder"/>
-        </w:category>
-        <w:types>
-          <w:type w:val="bbPlcHdr"/>
-        </w:types>
-        <w:behaviors>
-          <w:behavior w:val="content"/>
-        </w:behaviors>
-        <w:guid w:val="{C8FC4BC1-A246-4280-AD1A-32DE9DEC79F0}"/>
-      </w:docPartPr>
-      <w:docPartBody>
-        <w:p>
-          <w:pPr>
-            <w:pStyle w:val="94DF71A56DF94CF99EB9B2F5AA15C872"/>
-          </w:pPr>
-          <w:r>
-            <w:t>Creative writing</w:t>
-          </w:r>
-        </w:p>
-      </w:docPartBody>
-    </w:docPart>
-    <w:docPart>
-      <w:docPartPr>
-        <w:name w:val="1D1835897C9B46D4AC1E43F47752E2A8"/>
-        <w:category>
-          <w:name w:val="General"/>
-          <w:gallery w:val="placeholder"/>
-        </w:category>
-        <w:types>
-          <w:type w:val="bbPlcHdr"/>
-        </w:types>
-        <w:behaviors>
-          <w:behavior w:val="content"/>
-        </w:behaviors>
-        <w:guid w:val="{F1832A6C-3FE5-44A4-BDE6-CB3F8A6E613E}"/>
-      </w:docPartPr>
-      <w:docPartBody>
-        <w:p>
-          <w:pPr>
-            <w:pStyle w:val="1D1835897C9B46D4AC1E43F47752E2A84"/>
-          </w:pPr>
-          <w:hyperlink r:id="rId4" w:history="1">
-            <w:r>
-              <w:t>www.interestingsite.com</w:t>
-            </w:r>
-          </w:hyperlink>
-        </w:p>
-      </w:docPartBody>
-    </w:docPart>
-    <w:docPart>
-      <w:docPartPr>
-        <w:name w:val="A2D76663C69F4E3CAF668ACEFB2C7BEB"/>
-        <w:category>
-          <w:name w:val="General"/>
-          <w:gallery w:val="placeholder"/>
-        </w:category>
-        <w:types>
-          <w:type w:val="bbPlcHdr"/>
-        </w:types>
-        <w:behaviors>
-          <w:behavior w:val="content"/>
-        </w:behaviors>
-        <w:guid w:val="{3CD3E167-3521-417A-B81B-6B583D66503D}"/>
-      </w:docPartPr>
-      <w:docPartBody>
-        <w:p>
-          <w:r>
-            <w:t>OBJECTIVE</w:t>
-          </w:r>
-        </w:p>
-      </w:docPartBody>
-    </w:docPart>
-    <w:docPart>
-      <w:docPartPr>
-        <w:name w:val="33AB7269FA9E4760A5E65C18FAC76093"/>
-        <w:category>
-          <w:name w:val="General"/>
-          <w:gallery w:val="placeholder"/>
-        </w:category>
-        <w:types>
-          <w:type w:val="bbPlcHdr"/>
-        </w:types>
-        <w:behaviors>
-          <w:behavior w:val="content"/>
-        </w:behaviors>
-        <w:guid w:val="{97F496D8-E616-430C-A98A-5DE0F688874B}"/>
-      </w:docPartPr>
-      <w:docPartBody>
-        <w:p>
-          <w:r>
-            <w:t>My primary objective is to provide a safe and nurturing learning environment that encourages student growth and development. I aim to facilitate engaging and challenging instruction that fosters a love for learning, critical thinking, and problem-solving skills.</w:t>
-          </w:r>
-        </w:p>
-      </w:docPartBody>
-    </w:docPart>
-    <w:docPart>
-      <w:docPartPr>
-        <w:name w:val="29F585E1F0A14CC7BD6EA5CDE9C30756"/>
-        <w:category>
-          <w:name w:val="General"/>
-          <w:gallery w:val="placeholder"/>
-        </w:category>
-        <w:types>
-          <w:type w:val="bbPlcHdr"/>
-        </w:types>
-        <w:behaviors>
-          <w:behavior w:val="content"/>
-        </w:behaviors>
-        <w:guid w:val="{7FBA8420-3760-4E20-895E-43E0B65966AB}"/>
-      </w:docPartPr>
-      <w:docPartBody>
-        <w:p>
-          <w:r>
-            <w:t>Communication</w:t>
-          </w:r>
-        </w:p>
-      </w:docPartBody>
-    </w:docPart>
-    <w:docPart>
-      <w:docPartPr>
-        <w:name w:val="3F46FFCCD1864E54A9697AC118B2EE36"/>
-        <w:category>
-          <w:name w:val="General"/>
-          <w:gallery w:val="placeholder"/>
-        </w:category>
-        <w:types>
-          <w:type w:val="bbPlcHdr"/>
-        </w:types>
-        <w:behaviors>
-          <w:behavior w:val="content"/>
-        </w:behaviors>
-        <w:guid w:val="{51BC6D4B-9E45-427F-B0AA-3A5258DC541C}"/>
-      </w:docPartPr>
-      <w:docPartBody>
-        <w:p>
-          <w:r>
-            <w:t>ADDRESS</w:t>
-          </w:r>
-        </w:p>
-      </w:docPartBody>
-    </w:docPart>
-    <w:docPart>
-      <w:docPartPr>
-        <w:name w:val="D96597F665024FE2BCB9EEBFC5EF1DB2"/>
-        <w:category>
-          <w:name w:val="General"/>
-          <w:gallery w:val="placeholder"/>
-        </w:category>
-        <w:types>
-          <w:type w:val="bbPlcHdr"/>
-        </w:types>
-        <w:behaviors>
-          <w:behavior w:val="content"/>
-        </w:behaviors>
-        <w:guid w:val="{962E1C9F-2EA2-494C-94D4-7F9E6EE9967A}"/>
-      </w:docPartPr>
-      <w:docPartBody>
-        <w:p>
-          <w:r>
-            <w:t>987 6th Ave</w:t>
-          </w:r>
-          <w:r>
-            <w:br/>
-            <w:t>Santa Fe, NM 76543</w:t>
-          </w:r>
-          <w:r>
-            <w:br/>
-            <w:t>USA</w:t>
-          </w:r>
-        </w:p>
-      </w:docPartBody>
-    </w:docPart>
-    <w:docPart>
-      <w:docPartPr>
-        <w:name w:val="944EAF7820DD4362909FFA9F1E5442D6"/>
-        <w:category>
-          <w:name w:val="General"/>
-          <w:gallery w:val="placeholder"/>
-        </w:category>
-        <w:types>
-          <w:type w:val="bbPlcHdr"/>
-        </w:types>
-        <w:behaviors>
-          <w:behavior w:val="content"/>
-        </w:behaviors>
-        <w:guid w:val="{88AA903E-BAFD-41BA-849F-2585C6E2CEA7}"/>
-      </w:docPartPr>
-      <w:docPartBody>
-        <w:p>
-          <w:r>
-            <w:t>PHONE</w:t>
-          </w:r>
-        </w:p>
-      </w:docPartBody>
-    </w:docPart>
-    <w:docPart>
-      <w:docPartPr>
-        <w:name w:val="60C232A13ACA41FBB7468E022F78273C"/>
-        <w:category>
-          <w:name w:val="General"/>
-          <w:gallery w:val="placeholder"/>
-        </w:category>
-        <w:types>
-          <w:type w:val="bbPlcHdr"/>
-        </w:types>
-        <w:behaviors>
-          <w:behavior w:val="content"/>
-        </w:behaviors>
-        <w:guid w:val="{94AD11E2-0C23-4C62-B4C3-43BC75EF3BA7}"/>
-      </w:docPartPr>
-      <w:docPartBody>
-        <w:p>
-          <w:pPr>
-            <w:pStyle w:val="60C232A13ACA41FBB7468E022F78273C4"/>
-          </w:pPr>
-          <w:hyperlink r:id="rId5" w:history="1">
-            <w:r>
-              <w:t>706.555.0123</w:t>
-            </w:r>
-          </w:hyperlink>
-        </w:p>
-      </w:docPartBody>
-    </w:docPart>
-    <w:docPart>
-      <w:docPartPr>
-        <w:name w:val="D83A89CEE62D4FEEA6C943270B175BDB"/>
-        <w:category>
-          <w:name w:val="General"/>
-          <w:gallery w:val="placeholder"/>
-        </w:category>
-        <w:types>
-          <w:type w:val="bbPlcHdr"/>
-        </w:types>
-        <w:behaviors>
-          <w:behavior w:val="content"/>
-        </w:behaviors>
-        <w:guid w:val="{91C9E203-920B-453E-97D9-AA9E79AD8361}"/>
-      </w:docPartPr>
-      <w:docPartBody>
-        <w:p>
-          <w:r>
-            <w:t>EMAIL</w:t>
-          </w:r>
-        </w:p>
-      </w:docPartBody>
-    </w:docPart>
-    <w:docPart>
-      <w:docPartPr>
-        <w:name w:val="7A1C1AB02A4D44ED94B2DA7F5F4D129F"/>
-        <w:category>
-          <w:name w:val="General"/>
-          <w:gallery w:val="placeholder"/>
-        </w:category>
-        <w:types>
-          <w:type w:val="bbPlcHdr"/>
-        </w:types>
-        <w:behaviors>
-          <w:behavior w:val="content"/>
-        </w:behaviors>
-        <w:guid w:val="{79E9B777-CF9C-4313-B98A-BB23CEC4CDF1}"/>
-      </w:docPartPr>
-      <w:docPartBody>
-        <w:p>
-          <w:pPr>
-            <w:pStyle w:val="7A1C1AB02A4D44ED94B2DA7F5F4D129F4"/>
-          </w:pPr>
-          <w:r>
-            <w:rPr>
-              <w:rStyle w:val="Heading1Char"/>
-            </w:rPr>
-            <w:t>WEBSITE</w:t>
-          </w:r>
-        </w:p>
-      </w:docPartBody>
-    </w:docPart>
-    <w:docPart>
-      <w:docPartPr>
-        <w:name w:val="B1C80E7659A847A38D50199FE9F668EE"/>
-        <w:category>
-          <w:name w:val="General"/>
-          <w:gallery w:val="placeholder"/>
-        </w:category>
-        <w:types>
-          <w:type w:val="bbPlcHdr"/>
-        </w:types>
-        <w:behaviors>
-          <w:behavior w:val="content"/>
-        </w:behaviors>
-        <w:guid w:val="{35F86554-21A7-4B7D-9168-9A44CC8F554A}"/>
-      </w:docPartPr>
-      <w:docPartBody>
-        <w:p>
-          <w:r>
-            <w:t>Jan 20XX</w:t>
-          </w:r>
-          <w:r>
-            <w:t xml:space="preserve">– </w:t>
-          </w:r>
-          <w:r>
-            <w:t>Aug 20XX</w:t>
-          </w:r>
-        </w:p>
-      </w:docPartBody>
-    </w:docPart>
-    <w:docPart>
-      <w:docPartPr>
-        <w:name w:val="1ABEEBB74C054166B4FFFC6E65AAD67E"/>
-        <w:category>
-          <w:name w:val="General"/>
-          <w:gallery w:val="placeholder"/>
-        </w:category>
-        <w:types>
-          <w:type w:val="bbPlcHdr"/>
-        </w:types>
-        <w:behaviors>
-          <w:behavior w:val="content"/>
-        </w:behaviors>
-        <w:guid w:val="{AC9D3937-5F12-4982-8DDB-4DB58B5214EF}"/>
-      </w:docPartPr>
-      <w:docPartBody>
-        <w:p>
-          <w:r>
-            <w:t>Teacher • Balsam Elementary School • Santa Fe, NM</w:t>
-          </w:r>
-        </w:p>
-      </w:docPartBody>
-    </w:docPart>
-    <w:docPart>
-      <w:docPartPr>
-        <w:name w:val="B087BF16DC734AA9B17E1EB1FBA1ED9E"/>
-        <w:category>
-          <w:name w:val="General"/>
-          <w:gallery w:val="placeholder"/>
-        </w:category>
-        <w:types>
-          <w:type w:val="bbPlcHdr"/>
-        </w:types>
-        <w:behaviors>
-          <w:behavior w:val="content"/>
-        </w:behaviors>
-        <w:guid w:val="{58C892A3-C0E8-4093-895C-FFC3702B8B0F}"/>
-      </w:docPartPr>
-      <w:docPartBody>
-        <w:p>
-          <w:r>
-            <w:t xml:space="preserve">OCT 20XX </w:t>
-          </w:r>
-          <w:r>
-            <w:t xml:space="preserve">– </w:t>
-          </w:r>
-          <w:r>
-            <w:t>May 20XX</w:t>
-          </w:r>
-        </w:p>
-      </w:docPartBody>
-    </w:docPart>
-    <w:docPart>
-      <w:docPartPr>
-        <w:name w:val="33EA7A59DE2C406CAAC4F6F123A7E97D"/>
-        <w:category>
-          <w:name w:val="General"/>
-          <w:gallery w:val="placeholder"/>
-        </w:category>
-        <w:types>
-          <w:type w:val="bbPlcHdr"/>
-        </w:types>
-        <w:behaviors>
-          <w:behavior w:val="content"/>
-        </w:behaviors>
-        <w:guid w:val="{24D64164-6AD3-42BF-98F5-211A1EF30FC6}"/>
-      </w:docPartPr>
-      <w:docPartBody>
-        <w:p>
-          <w:r>
-            <w:t>Teacher’s Aide • Balsam Elementary School • Santa Fe, NM</w:t>
-          </w:r>
-        </w:p>
-      </w:docPartBody>
-    </w:docPart>
-    <w:docPart>
-      <w:docPartPr>
-        <w:name w:val="ADC19E2B208C4BBEAA6330A2517C699B"/>
-        <w:category>
-          <w:name w:val="General"/>
-          <w:gallery w:val="placeholder"/>
-        </w:category>
-        <w:types>
-          <w:type w:val="bbPlcHdr"/>
-        </w:types>
-        <w:behaviors>
-          <w:behavior w:val="content"/>
-        </w:behaviors>
-        <w:guid w:val="{4235394C-43B7-4331-B9E8-6CDA4569A268}"/>
-      </w:docPartPr>
-      <w:docPartBody>
-        <w:p>
-          <w:r>
-            <w:t xml:space="preserve">Sep 20XX </w:t>
-          </w:r>
-          <w:r>
-            <w:t xml:space="preserve">– </w:t>
-          </w:r>
-          <w:r>
-            <w:t>Jun 20XX</w:t>
-          </w:r>
-        </w:p>
-      </w:docPartBody>
-    </w:docPart>
-    <w:docPart>
-      <w:docPartPr>
-        <w:name w:val="CF255EB9020C417092D5661F43CFD218"/>
-        <w:category>
-          <w:name w:val="General"/>
-          <w:gallery w:val="placeholder"/>
-        </w:category>
-        <w:types>
-          <w:type w:val="bbPlcHdr"/>
-        </w:types>
-        <w:behaviors>
-          <w:behavior w:val="content"/>
-        </w:behaviors>
-        <w:guid w:val="{6BCCB5B4-C2E3-4A7D-8B36-5631E496A63F}"/>
-      </w:docPartPr>
-      <w:docPartBody>
-        <w:p>
-          <w:r>
-            <w:t>Teacher’s Aide • Balsam Elementary School • Santa Fe, NM</w:t>
-          </w:r>
-        </w:p>
-      </w:docPartBody>
-    </w:docPart>
-    <w:docPart>
-      <w:docPartPr>
-        <w:name w:val="F7D71290964B42B5B3B1A11D2A18717A"/>
-        <w:category>
-          <w:name w:val="General"/>
-          <w:gallery w:val="placeholder"/>
-        </w:category>
-        <w:types>
-          <w:type w:val="bbPlcHdr"/>
-        </w:types>
-        <w:behaviors>
-          <w:behavior w:val="content"/>
-        </w:behaviors>
-        <w:guid w:val="{844F4BF3-A5DC-4BBE-8AC1-F72D688D3804}"/>
-      </w:docPartPr>
-      <w:docPartBody>
-        <w:p>
-          <w:r>
-            <w:t>Key responsibilities: planning and delivering effective instruction across various subjects and grade levels, assessing and monitoring student progress, and providing individualized support and intervention as needed.</w:t>
-          </w:r>
-        </w:p>
-      </w:docPartBody>
-    </w:docPart>
-    <w:docPart>
-      <w:docPartPr>
-        <w:name w:val="786B36E159874A22A32D97110A59022D"/>
-        <w:category>
-          <w:name w:val="General"/>
-          <w:gallery w:val="placeholder"/>
-        </w:category>
-        <w:types>
-          <w:type w:val="bbPlcHdr"/>
-        </w:types>
-        <w:behaviors>
-          <w:behavior w:val="content"/>
-        </w:behaviors>
-        <w:guid w:val="{D8A5B1B4-F509-4E98-801F-375E778FDA65}"/>
-      </w:docPartPr>
-      <w:docPartBody>
-        <w:p>
-          <w:r>
-            <w:t>Bellows College | Santa Fe, NM</w:t>
-          </w:r>
-        </w:p>
-      </w:docPartBody>
-    </w:docPart>
-    <w:docPart>
-      <w:docPartPr>
-        <w:name w:val="1F53C34858454C6B99DEDA40023D0324"/>
-        <w:category>
-          <w:name w:val="General"/>
-          <w:gallery w:val="placeholder"/>
-        </w:category>
-        <w:types>
-          <w:type w:val="bbPlcHdr"/>
-        </w:types>
-        <w:behaviors>
-          <w:behavior w:val="content"/>
-        </w:behaviors>
-        <w:guid w:val="{5A84D0FD-0DF2-44D0-AC51-DC5768CDE3A2}"/>
-      </w:docPartPr>
-      <w:docPartBody>
-        <w:p>
-          <w:r>
-            <w:t>Bachelor’s Degree in Elementary Education</w:t>
-          </w:r>
-        </w:p>
-      </w:docPartBody>
-    </w:docPart>
-    <w:docPart>
-      <w:docPartPr>
-        <w:name w:val="5E1CD462CB394FE58EAFCA7E76616F55"/>
-        <w:category>
-          <w:name w:val="General"/>
-          <w:gallery w:val="placeholder"/>
-        </w:category>
-        <w:types>
-          <w:type w:val="bbPlcHdr"/>
-        </w:types>
-        <w:behaviors>
-          <w:behavior w:val="content"/>
-        </w:behaviors>
-        <w:guid w:val="{C3496760-21C5-401D-BF2E-EA95493F3374}"/>
-      </w:docPartPr>
-      <w:docPartBody>
-        <w:p>
-          <w:r>
-            <w:t>Collaborating with colleagues, parents, and community members to support student learning and achievement is an essential responsibility of an elementary school teacher.</w:t>
-          </w:r>
-        </w:p>
-      </w:docPartBody>
-    </w:docPart>
-    <w:docPart>
-      <w:docPartPr>
-        <w:name w:val="1094CE945BBF480F95A30920A69B52E2"/>
-        <w:category>
-          <w:name w:val="General"/>
-          <w:gallery w:val="placeholder"/>
-        </w:category>
-        <w:types>
-          <w:type w:val="bbPlcHdr"/>
-        </w:types>
-        <w:behaviors>
-          <w:behavior w:val="content"/>
-        </w:behaviors>
-        <w:guid w:val="{61D80684-3B7D-4F35-A24C-72AE00D201F8}"/>
-      </w:docPartPr>
-      <w:docPartBody>
-        <w:p>
-          <w:r>
-            <w:t>As a teacher I maintain a positive classroom environment that promotes student engagement, behavior management, and social-emotional development.</w:t>
-          </w:r>
-        </w:p>
-      </w:docPartBody>
-    </w:docPart>
-    <w:docPart>
-      <w:docPartPr>
-        <w:name w:val="9DE1215564124764B6679F3A27B77FB3"/>
-        <w:category>
-          <w:name w:val="General"/>
-          <w:gallery w:val="placeholder"/>
-        </w:category>
-        <w:types>
-          <w:type w:val="bbPlcHdr"/>
-        </w:types>
-        <w:behaviors>
-          <w:behavior w:val="content"/>
-        </w:behaviors>
-        <w:guid w:val="{0F6D0D4B-9BC1-485C-9058-96C27B17C154}"/>
-      </w:docPartPr>
-      <w:docPartBody>
-        <w:p>
-          <w:r>
-            <w:t>Available upon request.</w:t>
-          </w:r>
-        </w:p>
-      </w:docPartBody>
-    </w:docPart>
-    <w:docPart>
-      <w:docPartPr>
-        <w:name w:val="5D1BB1E0F8AC4BADAC2D2592FE8415A0"/>
-        <w:category>
-          <w:name w:val="General"/>
-          <w:gallery w:val="placeholder"/>
-        </w:category>
-        <w:types>
-          <w:type w:val="bbPlcHdr"/>
-        </w:types>
-        <w:behaviors>
-          <w:behavior w:val="content"/>
-        </w:behaviors>
-        <w:guid w:val="{125E13E1-9660-45F2-B857-74C945E89283}"/>
-      </w:docPartPr>
-      <w:docPartBody>
-        <w:p>
-          <w:pPr>
-            <w:pStyle w:val="5D1BB1E0F8AC4BADAC2D2592FE8415A03"/>
-          </w:pPr>
-          <w:hyperlink r:id="rId6" w:history="1">
-            <w:r>
-              <w:t>tonnie@example.com</w:t>
-            </w:r>
-          </w:hyperlink>
-        </w:p>
-      </w:docPartBody>
-    </w:docPart>
-    <w:docPart>
-      <w:docPartPr>
-        <w:name w:val="917AC05F9FC44DE681915DF98FBD309E"/>
-        <w:category>
-          <w:name w:val="General"/>
-          <w:gallery w:val="placeholder"/>
-        </w:category>
-        <w:types>
-          <w:type w:val="bbPlcHdr"/>
-        </w:types>
-        <w:behaviors>
-          <w:behavior w:val="content"/>
-        </w:behaviors>
-        <w:guid w:val="{9A9BECAE-E330-4870-9D30-ED2085E8F3FC}"/>
-      </w:docPartPr>
-      <w:docPartBody>
-        <w:p>
-          <w:pPr>
-            <w:pStyle w:val="917AC05F9FC44DE681915DF98FBD309E2"/>
-          </w:pPr>
-          <w:r>
-            <w:rPr>
-              <w:rFonts w:ascii="Posterama" w:hAnsi="Posterama" w:cs="Posterama"/>
-              <w:sz w:val="100"/>
-              <w:szCs w:val="100"/>
-            </w:rPr>
-            <w:t>Tonnie Thomsen</w:t>
-          </w:r>
-        </w:p>
-      </w:docPartBody>
-    </w:docPart>
-  </w:docParts>
-</w:glossaryDocument>
-</file>
-
-<file path=word/glossary/fontTable2.xml><?xml version="1.0" encoding="utf-8"?>
-<w:fonts xmlns:mc="http://schemas.openxmlformats.org/markup-compatibility/2006" xmlns:r="http://schemas.openxmlformats.org/officeDocument/2006/relationships" xmlns:w="http://schemas.openxmlformats.org/wordprocessingml/2006/main" xmlns:w14="http://schemas.microsoft.com/office/word/2010/wordml" xmlns:w15="http://schemas.microsoft.com/office/word/2012/wordml" xmlns:w16cex="http://schemas.microsoft.com/office/word/2018/wordml/cex" xmlns:w16cid="http://schemas.microsoft.com/office/word/2016/wordml/cid" xmlns:w16="http://schemas.microsoft.com/office/word/2018/wordml" xmlns:w16sdtdh="http://schemas.microsoft.com/office/word/2020/wordml/sdtdatahash" xmlns:w16se="http://schemas.microsoft.com/office/word/2015/wordml/symex" mc:Ignorable="w14 w15 w16se w16cid w16 w16cex w16sdtdh">
-  <w:font w:name="Symbol">
-    <w:panose1 w:val="05050102010706020507"/>
-    <w:charset w:val="02"/>
-    <w:family w:val="roman"/>
-    <w:pitch w:val="variable"/>
-    <w:sig w:usb0="00000000" w:usb1="10000000" w:usb2="00000000" w:usb3="00000000" w:csb0="80000000" w:csb1="00000000"/>
-  </w:font>
-  <w:font w:name="Times New Roman">
-    <w:panose1 w:val="02020603050405020304"/>
-    <w:charset w:val="00"/>
-    <w:family w:val="roman"/>
-    <w:pitch w:val="variable"/>
-    <w:sig w:usb0="E0002EFF" w:usb1="C000785B" w:usb2="00000009" w:usb3="00000000" w:csb0="000001FF" w:csb1="00000000"/>
-  </w:font>
-  <w:font w:name="Courier New">
-    <w:panose1 w:val="02070309020205020404"/>
-    <w:charset w:val="00"/>
-    <w:family w:val="modern"/>
-    <w:pitch w:val="fixed"/>
-    <w:sig w:usb0="E0002EFF" w:usb1="C0007843" w:usb2="00000009" w:usb3="00000000" w:csb0="000001FF" w:csb1="00000000"/>
-  </w:font>
-  <w:font w:name="Wingdings">
-    <w:panose1 w:val="05000000000000000000"/>
-    <w:charset w:val="02"/>
-    <w:family w:val="auto"/>
-    <w:pitch w:val="variable"/>
-    <w:sig w:usb0="00000000" w:usb1="10000000" w:usb2="00000000" w:usb3="00000000" w:csb0="80000000" w:csb1="00000000"/>
-  </w:font>
-  <w:font w:name="Calibri">
-    <w:panose1 w:val="020F0502020204030204"/>
-    <w:charset w:val="00"/>
-    <w:family w:val="swiss"/>
-    <w:pitch w:val="variable"/>
-    <w:sig w:usb0="E4002EFF" w:usb1="C000247B" w:usb2="00000009" w:usb3="00000000" w:csb0="000001FF" w:csb1="00000000"/>
-  </w:font>
-  <w:font w:name="Corbel">
-    <w:panose1 w:val="020B0503020204020204"/>
-    <w:charset w:val="00"/>
-    <w:family w:val="swiss"/>
-    <w:pitch w:val="variable"/>
-    <w:sig w:usb0="A00002EF" w:usb1="4000A44B" w:usb2="00000000" w:usb3="00000000" w:csb0="0000019F" w:csb1="00000000"/>
-  </w:font>
-  <w:font w:name="Arial">
-    <w:panose1 w:val="020B0604020202020204"/>
-    <w:charset w:val="00"/>
-    <w:family w:val="swiss"/>
-    <w:pitch w:val="variable"/>
-    <w:sig w:usb0="E0002EFF" w:usb1="C000785B" w:usb2="00000009" w:usb3="00000000" w:csb0="000001FF" w:csb1="00000000"/>
-  </w:font>
-  <w:font w:name="Posterama">
-    <w:charset w:val="00"/>
-    <w:family w:val="swiss"/>
-    <w:pitch w:val="variable"/>
-    <w:sig w:usb0="A11526FF" w:usb1="D000204B" w:usb2="00010000" w:usb3="00000000" w:csb0="0000019F" w:csb1="00000000"/>
-  </w:font>
-  <w:font w:name="Georgia">
-    <w:panose1 w:val="02040502050405020303"/>
-    <w:charset w:val="00"/>
-    <w:family w:val="roman"/>
-    <w:pitch w:val="variable"/>
-    <w:sig w:usb0="00000287" w:usb1="00000000" w:usb2="00000000" w:usb3="00000000" w:csb0="0000009F" w:csb1="00000000"/>
-  </w:font>
-  <w:font w:name="Consolas">
-    <w:panose1 w:val="020B0609020204030204"/>
-    <w:charset w:val="00"/>
-    <w:family w:val="modern"/>
-    <w:pitch w:val="fixed"/>
-    <w:sig w:usb0="E00006FF" w:usb1="0000FCFF" w:usb2="00000001" w:usb3="00000000" w:csb0="0000019F" w:csb1="00000000"/>
-  </w:font>
-  <w:font w:name="Times">
-    <w:altName w:val="Sylfaen"/>
-    <w:panose1 w:val="02020603050405020304"/>
-    <w:charset w:val="CC"/>
-    <w:family w:val="roman"/>
-    <w:pitch w:val="variable"/>
-    <w:sig w:usb0="E0002EFF" w:usb1="C000785B" w:usb2="00000009" w:usb3="00000000" w:csb0="000001FF" w:csb1="00000000"/>
-  </w:font>
-  <w:font w:name="MS Mincho">
-    <w:altName w:val="ＭＳ 明朝"/>
-    <w:panose1 w:val="02020609040205080304"/>
-    <w:charset w:val="80"/>
-    <w:family w:val="modern"/>
-    <w:pitch w:val="fixed"/>
-    <w:sig w:usb0="E00002FF" w:usb1="6AC7FDFB" w:usb2="08000012" w:usb3="00000000" w:csb0="0002009F" w:csb1="00000000"/>
-  </w:font>
-  <w:font w:name="Calibri Light">
-    <w:panose1 w:val="020F0302020204030204"/>
-    <w:charset w:val="00"/>
-    <w:family w:val="swiss"/>
-    <w:pitch w:val="variable"/>
-    <w:sig w:usb0="E4002EFF" w:usb1="C000247B" w:usb2="00000009" w:usb3="00000000" w:csb0="000001FF" w:csb1="00000000"/>
-  </w:font>
-</w:fonts>
-</file>
-
-<file path=word/glossary/settings2.xml><?xml version="1.0" encoding="utf-8"?>
-<w:settings xmlns:mc="http://schemas.openxmlformats.org/markup-compatibility/2006" xmlns:o="urn:schemas-microsoft-com:office:office" xmlns:r="http://schemas.openxmlformats.org/officeDocument/2006/relationships" xmlns:m="http://schemas.openxmlformats.org/officeDocument/2006/math" xmlns:v="urn:schemas-microsoft-com:vml" xmlns:w10="urn:schemas-microsoft-com:office:word" xmlns:w="http://schemas.openxmlformats.org/wordprocessingml/2006/main" xmlns:w14="http://schemas.microsoft.com/office/word/2010/wordml" xmlns:w15="http://schemas.microsoft.com/office/word/2012/wordml" xmlns:w16cex="http://schemas.microsoft.com/office/word/2018/wordml/cex" xmlns:w16cid="http://schemas.microsoft.com/office/word/2016/wordml/cid" xmlns:w16="http://schemas.microsoft.com/office/word/2018/wordml" xmlns:w16sdtdh="http://schemas.microsoft.com/office/word/2020/wordml/sdtdatahash" xmlns:w16se="http://schemas.microsoft.com/office/word/2015/wordml/symex" xmlns:sl="http://schemas.openxmlformats.org/schemaLibrary/2006/main" mc:Ignorable="w14 w15 w16se w16cid w16 w16cex w16sdtdh">
-  <w:view w:val="normal"/>
-  <w:revisionView w:insDel="0" w:formatting="0"/>
-  <w:defaultTabStop w:val="720"/>
-  <w:characterSpacingControl w:val="doNotCompress"/>
-  <w:compat>
-    <w:useFELayout/>
-    <w:compatSetting w:name="compatibilityMode" w:uri="http://schemas.microsoft.com/office/word" w:val="15"/>
-    <w:compatSetting w:name="overrideTableStyleFontSizeAndJustification" w:uri="http://schemas.microsoft.com/office/word" w:val="1"/>
-    <w:compatSetting w:name="enableOpenTypeFeatures" w:uri="http://schemas.microsoft.com/office/word" w:val="1"/>
-    <w:compatSetting w:name="doNotFlipMirrorIndents" w:uri="http://schemas.microsoft.com/office/word" w:val="1"/>
-    <w:compatSetting w:name="differentiateMultirowTableHeaders" w:uri="http://schemas.microsoft.com/office/word" w:val="1"/>
-    <w:compatSetting w:name="useWord2013TrackBottomHyphenation" w:uri="http://schemas.microsoft.com/office/word" w:val="1"/>
-  </w:compat>
-  <w:rsids>
-    <w:rsidRoot w:val="00827B13"/>
-    <w:rsid w:val="000066AB"/>
-    <w:rsid w:val="00007047"/>
-    <w:rsid w:val="000902E1"/>
-    <w:rsid w:val="000C719D"/>
-    <w:rsid w:val="002039DC"/>
-    <w:rsid w:val="003120BE"/>
-    <w:rsid w:val="00443FB6"/>
-    <w:rsid w:val="004767F8"/>
-    <w:rsid w:val="005B0493"/>
-    <w:rsid w:val="00617F02"/>
-    <w:rsid w:val="00695C7A"/>
-    <w:rsid w:val="00815E67"/>
-    <w:rsid w:val="00827B13"/>
-    <w:rsid w:val="008A3D88"/>
-    <w:rsid w:val="00A32ADE"/>
-    <w:rsid w:val="00BC5903"/>
-    <w:rsid w:val="00BF3718"/>
-    <w:rsid w:val="00C613C1"/>
-    <w:rsid w:val="00D348CB"/>
-    <w:rsid w:val="00D96357"/>
-    <w:rsid w:val="00E61520"/>
-  </w:rsids>
-  <m:mathPr>
-    <m:mathFont m:val="Cambria Math"/>
-    <m:brkBin m:val="before"/>
-    <m:brkBinSub m:val="--"/>
-    <m:smallFrac m:val="0"/>
-    <m:dispDef/>
-    <m:lMargin m:val="0"/>
-    <m:rMargin m:val="0"/>
-    <m:defJc m:val="centerGroup"/>
-    <m:wrapIndent m:val="1440"/>
-    <m:intLim m:val="subSup"/>
-    <m:naryLim m:val="undOvr"/>
-  </m:mathPr>
-  <w:themeFontLang w:val="en-US"/>
-  <w:clrSchemeMapping w:bg1="light1" w:t1="dark1" w:bg2="light2" w:t2="dark2" w:accent1="accent1" w:accent2="accent2" w:accent3="accent3" w:accent4="accent4" w:accent5="accent5" w:accent6="accent6" w:hyperlink="hyperlink" w:followedHyperlink="followedHyperlink"/>
-  <w:decimalSymbol w:val="."/>
-  <w:listSeparator w:val=","/>
-  <w15:chartTrackingRefBased/>
-</w:settings>
-</file>
-
-<file path=word/glossary/styles2.xml><?xml version="1.0" encoding="utf-8"?>
-<w:styles xmlns:mc="http://schemas.openxmlformats.org/markup-compatibility/2006" xmlns:r="http://schemas.openxmlformats.org/officeDocument/2006/relationships" xmlns:w="http://schemas.openxmlformats.org/wordprocessingml/2006/main" xmlns:w14="http://schemas.microsoft.com/office/word/2010/wordml" xmlns:w15="http://schemas.microsoft.com/office/word/2012/wordml" xmlns:w16cex="http://schemas.microsoft.com/office/word/2018/wordml/cex" xmlns:w16cid="http://schemas.microsoft.com/office/word/2016/wordml/cid" xmlns:w16="http://schemas.microsoft.com/office/word/2018/wordml" xmlns:w16sdtdh="http://schemas.microsoft.com/office/word/2020/wordml/sdtdatahash" xmlns:w16se="http://schemas.microsoft.com/office/word/2015/wordml/symex" mc:Ignorable="w14 w15 w16se w16cid w16 w16cex w16sdtdh">
-  <w:docDefaults>
-    <w:rPrDefault>
-      <w:rPr>
-        <w:rFonts w:asciiTheme="minorHAnsi" w:eastAsiaTheme="minorEastAsia" w:hAnsiTheme="minorHAnsi" w:cstheme="minorBidi"/>
-        <w:sz w:val="22"/>
-        <w:szCs w:val="22"/>
-        <w:lang w:val="en-US" w:eastAsia="en-US" w:bidi="ar-SA"/>
-      </w:rPr>
-    </w:rPrDefault>
-    <w:pPrDefault>
-      <w:pPr>
-        <w:spacing w:after="160" w:line="259" w:lineRule="auto"/>
-      </w:pPr>
-    </w:pPrDefault>
-  </w:docDefaults>
-  <w:latentStyles w:defLockedState="0" w:defUIPriority="99" w:defSemiHidden="0" w:defUnhideWhenUsed="0" w:defQFormat="0" w:count="376">
-    <w:lsdException w:name="Normal" w:uiPriority="0" w:qFormat="1"/>
-    <w:lsdException w:name="heading 1" w:uiPriority="1" w:qFormat="1"/>
-    <w:lsdException w:name="heading 2" w:semiHidden="1" w:uiPriority="9" w:unhideWhenUsed="1" w:qFormat="1"/>
-    <w:lsdException w:name="heading 3" w:semiHidden="1" w:uiPriority="9" w:unhideWhenUsed="1" w:qFormat="1"/>
-    <w:lsdException w:name="heading 4" w:semiHidden="1" w:uiPriority="9" w:unhideWhenUsed="1" w:qFormat="1"/>
-    <w:lsdException w:name="heading 5" w:semiHidden="1" w:uiPriority="9" w:unhideWhenUsed="1" w:qFormat="1"/>
-    <w:lsdException w:name="heading 6" w:semiHidden="1" w:uiPriority="9" w:unhideWhenUsed="1" w:qFormat="1"/>
-    <w:lsdException w:name="heading 7" w:semiHidden="1" w:uiPriority="9" w:unhideWhenUsed="1" w:qFormat="1"/>
-    <w:lsdException w:name="heading 8" w:semiHidden="1" w:uiPriority="9" w:unhideWhenUsed="1" w:qFormat="1"/>
-    <w:lsdException w:name="heading 9" w:semiHidden="1" w:uiPriority="9" w:unhideWhenUsed="1" w:qFormat="1"/>
-    <w:lsdException w:name="index 1" w:semiHidden="1" w:unhideWhenUsed="1"/>
-    <w:lsdException w:name="index 2" w:semiHidden="1" w:unhideWhenUsed="1"/>
-    <w:lsdException w:name="index 3" w:semiHidden="1" w:unhideWhenUsed="1"/>
-    <w:lsdException w:name="index 4" w:semiHidden="1" w:unhideWhenUsed="1"/>
-    <w:lsdException w:name="index 5" w:semiHidden="1" w:unhideWhenUsed="1"/>
-    <w:lsdException w:name="index 6" w:semiHidden="1" w:unhideWhenUsed="1"/>
-    <w:lsdException w:name="index 7" w:semiHidden="1" w:unhideWhenUsed="1"/>
-    <w:lsdException w:name="index 8" w:semiHidden="1" w:unhideWhenUsed="1"/>
-    <w:lsdException w:name="index 9" w:semiHidden="1" w:unhideWhenUsed="1"/>
-    <w:lsdException w:name="toc 1" w:semiHidden="1" w:uiPriority="39" w:unhideWhenUsed="1"/>
-    <w:lsdException w:name="toc 2" w:semiHidden="1" w:uiPriority="39" w:unhideWhenUsed="1"/>
-    <w:lsdException w:name="toc 3" w:semiHidden="1" w:uiPriority="39" w:unhideWhenUsed="1"/>
-    <w:lsdException w:name="toc 4" w:semiHidden="1" w:uiPriority="39" w:unhideWhenUsed="1"/>
-    <w:lsdException w:name="toc 5" w:semiHidden="1" w:uiPriority="39" w:unhideWhenUsed="1"/>
-    <w:lsdException w:name="toc 6" w:semiHidden="1" w:uiPriority="39" w:unhideWhenUsed="1"/>
-    <w:lsdException w:name="toc 7" w:semiHidden="1" w:uiPriority="39" w:unhideWhenUsed="1"/>
-    <w:lsdException w:name="toc 8" w:semiHidden="1" w:uiPriority="39" w:unhideWhenUsed="1"/>
-    <w:lsdException w:name="toc 9" w:semiHidden="1" w:uiPriority="39" w:unhideWhenUsed="1"/>
-    <w:lsdException w:name="Normal Indent" w:semiHidden="1" w:unhideWhenUsed="1"/>
-    <w:lsdException w:name="footnote text" w:semiHidden="1" w:unhideWhenUsed="1"/>
-    <w:lsdException w:name="annotation text" w:semiHidden="1" w:unhideWhenUsed="1"/>
-    <w:lsdException w:name="header" w:semiHidden="1" w:unhideWhenUsed="1"/>
-    <w:lsdException w:name="footer" w:semiHidden="1" w:unhideWhenUsed="1"/>
-    <w:lsdException w:name="index heading" w:semiHidden="1" w:unhideWhenUsed="1"/>
-    <w:lsdException w:name="caption" w:semiHidden="1" w:uiPriority="35" w:unhideWhenUsed="1" w:qFormat="1"/>
-    <w:lsdException w:name="table of figures" w:semiHidden="1" w:unhideWhenUsed="1"/>
-    <w:lsdException w:name="envelope address" w:semiHidden="1" w:unhideWhenUsed="1"/>
-    <w:lsdException w:name="envelope return" w:semiHidden="1" w:unhideWhenUsed="1"/>
-    <w:lsdException w:name="footnote reference" w:semiHidden="1" w:unhideWhenUsed="1"/>
-    <w:lsdException w:name="annotation reference" w:semiHidden="1" w:unhideWhenUsed="1"/>
-    <w:lsdException w:name="line number" w:semiHidden="1" w:unhideWhenUsed="1"/>
-    <w:lsdException w:name="page number" w:semiHidden="1" w:unhideWhenUsed="1"/>
-    <w:lsdException w:name="endnote reference" w:semiHidden="1" w:unhideWhenUsed="1"/>
-    <w:lsdException w:name="endnote text" w:semiHidden="1" w:unhideWhenUsed="1"/>
-    <w:lsdException w:name="table of authorities" w:semiHidden="1" w:unhideWhenUsed="1"/>
-    <w:lsdException w:name="macro" w:semiHidden="1" w:unhideWhenUsed="1"/>
-    <w:lsdException w:name="toa heading" w:semiHidden="1" w:unhideWhenUsed="1"/>
-    <w:lsdException w:name="List" w:semiHidden="1" w:unhideWhenUsed="1"/>
-    <w:lsdException w:name="List Bullet" w:semiHidden="1" w:unhideWhenUsed="1"/>
-    <w:lsdException w:name="List Number" w:semiHidden="1" w:unhideWhenUsed="1"/>
-    <w:lsdException w:name="List 2" w:semiHidden="1" w:unhideWhenUsed="1"/>
-    <w:lsdException w:name="List 3" w:semiHidden="1" w:unhideWhenUsed="1"/>
-    <w:lsdException w:name="List 4" w:semiHidden="1" w:unhideWhenUsed="1"/>
-    <w:lsdException w:name="List 5" w:semiHidden="1" w:unhideWhenUsed="1"/>
-    <w:lsdException w:name="List Bullet 2" w:semiHidden="1" w:unhideWhenUsed="1"/>
-    <w:lsdException w:name="List Bullet 3" w:semiHidden="1" w:unhideWhenUsed="1"/>
-    <w:lsdException w:name="List Bullet 4" w:semiHidden="1" w:unhideWhenUsed="1"/>
-    <w:lsdException w:name="List Bullet 5" w:semiHidden="1" w:unhideWhenUsed="1"/>
-    <w:lsdException w:name="List Number 2" w:semiHidden="1" w:unhideWhenUsed="1"/>
-    <w:lsdException w:name="List Number 3" w:semiHidden="1" w:unhideWhenUsed="1"/>
-    <w:lsdException w:name="List Number 4" w:semiHidden="1" w:unhideWhenUsed="1"/>
-    <w:lsdException w:name="List Number 5" w:semiHidden="1" w:unhideWhenUsed="1"/>
-    <w:lsdException w:name="Title" w:uiPriority="10" w:qFormat="1"/>
-    <w:lsdException w:name="Closing" w:semiHidden="1" w:unhideWhenUsed="1"/>
-    <w:lsdException w:name="Signature" w:semiHidden="1" w:unhideWhenUsed="1"/>
-    <w:lsdException w:name="Default Paragraph Font" w:semiHidden="1" w:uiPriority="1" w:unhideWhenUsed="1"/>
-    <w:lsdException w:name="Body Text" w:semiHidden="1" w:unhideWhenUsed="1"/>
-    <w:lsdException w:name="Body Text Indent" w:semiHidden="1" w:unhideWhenUsed="1"/>
-    <w:lsdException w:name="List Continue" w:semiHidden="1" w:unhideWhenUsed="1"/>
-    <w:lsdException w:name="List Continue 2" w:semiHidden="1" w:unhideWhenUsed="1"/>
-    <w:lsdException w:name="List Continue 3" w:semiHidden="1" w:unhideWhenUsed="1"/>
-    <w:lsdException w:name="List Continue 4" w:semiHidden="1" w:unhideWhenUsed="1"/>
-    <w:lsdException w:name="List Continue 5" w:semiHidden="1" w:unhideWhenUsed="1"/>
-    <w:lsdException w:name="Message Header" w:semiHidden="1" w:unhideWhenUsed="1"/>
-    <w:lsdException w:name="Subtitle" w:uiPriority="11" w:qFormat="1"/>
-    <w:lsdException w:name="Salutation" w:semiHidden="1" w:unhideWhenUsed="1"/>
-    <w:lsdException w:name="Date" w:semiHidden="1" w:unhideWhenUsed="1"/>
-    <w:lsdException w:name="Body Text First Indent" w:semiHidden="1" w:unhideWhenUsed="1"/>
-    <w:lsdException w:name="Body Text First Indent 2" w:semiHidden="1" w:unhideWhenUsed="1"/>
-    <w:lsdException w:name="Note Heading" w:semiHidden="1" w:unhideWhenUsed="1"/>
-    <w:lsdException w:name="Body Text 2" w:semiHidden="1" w:unhideWhenUsed="1"/>
-    <w:lsdException w:name="Body Text 3" w:semiHidden="1" w:unhideWhenUsed="1"/>
-    <w:lsdException w:name="Body Text Indent 2" w:semiHidden="1" w:unhideWhenUsed="1"/>
-    <w:lsdException w:name="Body Text Indent 3" w:semiHidden="1" w:unhideWhenUsed="1"/>
-    <w:lsdException w:name="Block Text" w:semiHidden="1" w:unhideWhenUsed="1"/>
-    <w:lsdException w:name="Hyperlink" w:semiHidden="1" w:unhideWhenUsed="1"/>
-    <w:lsdException w:name="FollowedHyperlink" w:semiHidden="1" w:unhideWhenUsed="1"/>
-    <w:lsdException w:name="Strong" w:uiPriority="22" w:qFormat="1"/>
-    <w:lsdException w:name="Emphasis" w:uiPriority="20" w:qFormat="1"/>
-    <w:lsdException w:name="Document Map" w:semiHidden="1" w:unhideWhenUsed="1"/>
-    <w:lsdException w:name="Plain Text" w:semiHidden="1" w:unhideWhenUsed="1"/>
-    <w:lsdException w:name="E-mail Signature" w:semiHidden="1" w:unhideWhenUsed="1"/>
-    <w:lsdException w:name="HTML Top of Form" w:semiHidden="1" w:unhideWhenUsed="1"/>
-    <w:lsdException w:name="HTML Bottom of Form" w:semiHidden="1" w:unhideWhenUsed="1"/>
-    <w:lsdException w:name="Normal (Web)" w:semiHidden="1" w:unhideWhenUsed="1"/>
-    <w:lsdException w:name="HTML Acronym" w:semiHidden="1" w:unhideWhenUsed="1"/>
-    <w:lsdException w:name="HTML Address" w:semiHidden="1" w:unhideWhenUsed="1"/>
-    <w:lsdException w:name="HTML Cite" w:semiHidden="1" w:unhideWhenUsed="1"/>
-    <w:lsdException w:name="HTML Code" w:semiHidden="1" w:unhideWhenUsed="1"/>
-    <w:lsdException w:name="HTML Definition" w:semiHidden="1" w:unhideWhenUsed="1"/>
-    <w:lsdException w:name="HTML Keyboard" w:semiHidden="1" w:unhideWhenUsed="1"/>
-    <w:lsdException w:name="HTML Preformatted" w:semiHidden="1" w:unhideWhenUsed="1"/>
-    <w:lsdException w:name="HTML Sample" w:semiHidden="1" w:unhideWhenUsed="1"/>
-    <w:lsdException w:name="HTML Typewriter" w:semiHidden="1" w:unhideWhenUsed="1"/>
-    <w:lsdException w:name="HTML Variable" w:semiHidden="1" w:unhideWhenUsed="1"/>
-    <w:lsdException w:name="Normal Table" w:semiHidden="1" w:unhideWhenUsed="1"/>
-    <w:lsdException w:name="annotation subject" w:semiHidden="1" w:unhideWhenUsed="1"/>
-    <w:lsdException w:name="No List" w:semiHidden="1" w:unhideWhenUsed="1"/>
-    <w:lsdException w:name="Outline List 1" w:semiHidden="1" w:unhideWhenUsed="1"/>
-    <w:lsdException w:name="Outline List 2" w:semiHidden="1" w:unhideWhenUsed="1"/>
-    <w:lsdException w:name="Outline List 3" w:semiHidden="1" w:unhideWhenUsed="1"/>
-    <w:lsdException w:name="Table Simple 1" w:semiHidden="1" w:unhideWhenUsed="1"/>
-    <w:lsdException w:name="Table Simple 2" w:semiHidden="1" w:unhideWhenUsed="1"/>
-    <w:lsdException w:name="Table Simple 3" w:semiHidden="1" w:unhideWhenUsed="1"/>
-    <w:lsdException w:name="Table Classic 1" w:semiHidden="1" w:unhideWhenUsed="1"/>
-    <w:lsdException w:name="Table Classic 2" w:semiHidden="1" w:unhideWhenUsed="1"/>
-    <w:lsdException w:name="Table Classic 3" w:semiHidden="1" w:unhideWhenUsed="1"/>
-    <w:lsdException w:name="Table Classic 4" w:semiHidden="1" w:unhideWhenUsed="1"/>
-    <w:lsdException w:name="Table Colorful 1" w:semiHidden="1" w:unhideWhenUsed="1"/>
-    <w:lsdException w:name="Table Colorful 2" w:semiHidden="1" w:unhideWhenUsed="1"/>
-    <w:lsdException w:name="Table Colorful 3" w:semiHidden="1" w:unhideWhenUsed="1"/>
-    <w:lsdException w:name="Table Columns 1" w:semiHidden="1" w:unhideWhenUsed="1"/>
-    <w:lsdException w:name="Table Columns 2" w:semiHidden="1" w:unhideWhenUsed="1"/>
-    <w:lsdException w:name="Table Columns 3" w:semiHidden="1" w:unhideWhenUsed="1"/>
-    <w:lsdException w:name="Table Columns 4" w:semiHidden="1" w:unhideWhenUsed="1"/>
-    <w:lsdException w:name="Table Columns 5" w:semiHidden="1" w:unhideWhenUsed="1"/>
-    <w:lsdException w:name="Table Grid 1" w:semiHidden="1" w:unhideWhenUsed="1"/>
-    <w:lsdException w:name="Table Grid 2" w:semiHidden="1" w:unhideWhenUsed="1"/>
-    <w:lsdException w:name="Table Grid 3" w:semiHidden="1" w:unhideWhenUsed="1"/>
-    <w:lsdException w:name="Table Grid 4" w:semiHidden="1" w:unhideWhenUsed="1"/>
-    <w:lsdException w:name="Table Grid 5" w:semiHidden="1" w:unhideWhenUsed="1"/>
-    <w:lsdException w:name="Table Grid 6" w:semiHidden="1" w:unhideWhenUsed="1"/>
-    <w:lsdException w:name="Table Grid 7" w:semiHidden="1" w:unhideWhenUsed="1"/>
-    <w:lsdException w:name="Table Grid 8" w:semiHidden="1" w:unhideWhenUsed="1"/>
-    <w:lsdException w:name="Table List 1" w:semiHidden="1" w:unhideWhenUsed="1"/>
-    <w:lsdException w:name="Table List 2" w:semiHidden="1" w:unhideWhenUsed="1"/>
-    <w:lsdException w:name="Table List 3" w:semiHidden="1" w:unhideWhenUsed="1"/>
-    <w:lsdException w:name="Table List 4" w:semiHidden="1" w:unhideWhenUsed="1"/>
-    <w:lsdException w:name="Table List 5" w:semiHidden="1" w:unhideWhenUsed="1"/>
-    <w:lsdException w:name="Table List 6" w:semiHidden="1" w:unhideWhenUsed="1"/>
-    <w:lsdException w:name="Table List 7" w:semiHidden="1" w:unhideWhenUsed="1"/>
-    <w:lsdException w:name="Table List 8" w:semiHidden="1" w:unhideWhenUsed="1"/>
-    <w:lsdException w:name="Table 3D effects 1" w:semiHidden="1" w:unhideWhenUsed="1"/>
-    <w:lsdException w:name="Table 3D effects 2" w:semiHidden="1" w:unhideWhenUsed="1"/>
-    <w:lsdException w:name="Table 3D effects 3" w:semiHidden="1" w:unhideWhenUsed="1"/>
-    <w:lsdException w:name="Table Contemporary" w:semiHidden="1" w:unhideWhenUsed="1"/>
-    <w:lsdException w:name="Table Elegant" w:semiHidden="1" w:unhideWhenUsed="1"/>
-    <w:lsdException w:name="Table Professional" w:semiHidden="1" w:unhideWhenUsed="1"/>
-    <w:lsdException w:name="Table Subtle 1" w:semiHidden="1" w:unhideWhenUsed="1"/>
-    <w:lsdException w:name="Table Subtle 2" w:semiHidden="1" w:unhideWhenUsed="1"/>
-    <w:lsdException w:name="Table Web 1" w:semiHidden="1" w:unhideWhenUsed="1"/>
-    <w:lsdException w:name="Table Web 2" w:semiHidden="1" w:unhideWhenUsed="1"/>
-    <w:lsdException w:name="Table Web 3" w:semiHidden="1" w:unhideWhenUsed="1"/>
-    <w:lsdException w:name="Balloon Text" w:semiHidden="1" w:unhideWhenUsed="1"/>
-    <w:lsdException w:name="Table Grid" w:uiPriority="39"/>
-    <w:lsdException w:name="Table Theme" w:semiHidden="1" w:unhideWhenUsed="1"/>
-    <w:lsdException w:name="Placeholder Text" w:semiHidden="1"/>
-    <w:lsdException w:name="No Spacing" w:uiPriority="1" w:qFormat="1"/>
-    <w:lsdException w:name="Light Shading" w:uiPriority="60"/>
-    <w:lsdException w:name="Light List" w:uiPriority="61"/>
-    <w:lsdException w:name="Light Grid" w:uiPriority="62"/>
-    <w:lsdException w:name="Medium Shading 1" w:uiPriority="63"/>
-    <w:lsdException w:name="Medium Shading 2" w:uiPriority="64"/>
-    <w:lsdException w:name="Medium List 1" w:uiPriority="65"/>
-    <w:lsdException w:name="Medium List 2" w:uiPriority="66"/>
-    <w:lsdException w:name="Medium Grid 1" w:uiPriority="67"/>
-    <w:lsdException w:name="Medium Grid 2" w:uiPriority="68"/>
-    <w:lsdException w:name="Medium Grid 3" w:uiPriority="69"/>
-    <w:lsdException w:name="Dark List" w:uiPriority="70"/>
-    <w:lsdException w:name="Colorful Shading" w:uiPriority="71"/>
-    <w:lsdException w:name="Colorful List" w:uiPriority="72"/>
-    <w:lsdException w:name="Colorful Grid" w:uiPriority="73"/>
-    <w:lsdException w:name="Light Shading Accent 1" w:uiPriority="60"/>
-    <w:lsdException w:name="Light List Accent 1" w:uiPriority="61"/>
-    <w:lsdException w:name="Light Grid Accent 1" w:uiPriority="62"/>
-    <w:lsdException w:name="Medium Shading 1 Accent 1" w:uiPriority="63"/>
-    <w:lsdException w:name="Medium Shading 2 Accent 1" w:uiPriority="64"/>
-    <w:lsdException w:name="Medium List 1 Accent 1" w:uiPriority="65"/>
-    <w:lsdException w:name="Revision" w:semiHidden="1"/>
-    <w:lsdException w:name="List Paragraph" w:uiPriority="34" w:qFormat="1"/>
-    <w:lsdException w:name="Quote" w:uiPriority="29" w:qFormat="1"/>
-    <w:lsdException w:name="Intense Quote" w:uiPriority="30" w:qFormat="1"/>
-    <w:lsdException w:name="Medium List 2 Accent 1" w:uiPriority="66"/>
-    <w:lsdException w:name="Medium Grid 1 Accent 1" w:uiPriority="67"/>
-    <w:lsdException w:name="Medium Grid 2 Accent 1" w:uiPriority="68"/>
-    <w:lsdException w:name="Medium Grid 3 Accent 1" w:uiPriority="69"/>
-    <w:lsdException w:name="Dark List Accent 1" w:uiPriority="70"/>
-    <w:lsdException w:name="Colorful Shading Accent 1" w:uiPriority="71"/>
-    <w:lsdException w:name="Colorful List Accent 1" w:uiPriority="72"/>
-    <w:lsdException w:name="Colorful Grid Accent 1" w:uiPriority="73"/>
-    <w:lsdException w:name="Light Shading Accent 2" w:uiPriority="60"/>
-    <w:lsdException w:name="Light List Accent 2" w:uiPriority="61"/>
-    <w:lsdException w:name="Light Grid Accent 2" w:uiPriority="62"/>
-    <w:lsdException w:name="Medium Shading 1 Accent 2" w:uiPriority="63"/>
-    <w:lsdException w:name="Medium Shading 2 Accent 2" w:uiPriority="64"/>
-    <w:lsdException w:name="Medium List 1 Accent 2" w:uiPriority="65"/>
-    <w:lsdException w:name="Medium List 2 Accent 2" w:uiPriority="66"/>
-    <w:lsdException w:name="Medium Grid 1 Accent 2" w:uiPriority="67"/>
-    <w:lsdException w:name="Medium Grid 2 Accent 2" w:uiPriority="68"/>
-    <w:lsdException w:name="Medium Grid 3 Accent 2" w:uiPriority="69"/>
-    <w:lsdException w:name="Dark List Accent 2" w:uiPriority="70"/>
-    <w:lsdException w:name="Colorful Shading Accent 2" w:uiPriority="71"/>
-    <w:lsdException w:name="Colorful List Accent 2" w:uiPriority="72"/>
-    <w:lsdException w:name="Colorful Grid Accent 2" w:uiPriority="73"/>
-    <w:lsdException w:name="Light Shading Accent 3" w:uiPriority="60"/>
-    <w:lsdException w:name="Light List Accent 3" w:uiPriority="61"/>
-    <w:lsdException w:name="Light Grid Accent 3" w:uiPriority="62"/>
-    <w:lsdException w:name="Medium Shading 1 Accent 3" w:uiPriority="63"/>
-    <w:lsdException w:name="Medium Shading 2 Accent 3" w:uiPriority="64"/>
-    <w:lsdException w:name="Medium List 1 Accent 3" w:uiPriority="65"/>
-    <w:lsdException w:name="Medium List 2 Accent 3" w:uiPriority="66"/>
-    <w:lsdException w:name="Medium Grid 1 Accent 3" w:uiPriority="67"/>
-    <w:lsdException w:name="Medium Grid 2 Accent 3" w:uiPriority="68"/>
-    <w:lsdException w:name="Medium Grid 3 Accent 3" w:uiPriority="69"/>
-    <w:lsdException w:name="Dark List Accent 3" w:uiPriority="70"/>
-    <w:lsdException w:name="Colorful Shading Accent 3" w:uiPriority="71"/>
-    <w:lsdException w:name="Colorful List Accent 3" w:uiPriority="72"/>
-    <w:lsdException w:name="Colorful Grid Accent 3" w:uiPriority="73"/>
-    <w:lsdException w:name="Light Shading Accent 4" w:uiPriority="60"/>
-    <w:lsdException w:name="Light List Accent 4" w:uiPriority="61"/>
-    <w:lsdException w:name="Light Grid Accent 4" w:uiPriority="62"/>
-    <w:lsdException w:name="Medium Shading 1 Accent 4" w:uiPriority="63"/>
-    <w:lsdException w:name="Medium Shading 2 Accent 4" w:uiPriority="64"/>
-    <w:lsdException w:name="Medium List 1 Accent 4" w:uiPriority="65"/>
-    <w:lsdException w:name="Medium List 2 Accent 4" w:uiPriority="66"/>
-    <w:lsdException w:name="Medium Grid 1 Accent 4" w:uiPriority="67"/>
-    <w:lsdException w:name="Medium Grid 2 Accent 4" w:uiPriority="68"/>
-    <w:lsdException w:name="Medium Grid 3 Accent 4" w:uiPriority="69"/>
-    <w:lsdException w:name="Dark List Accent 4" w:uiPriority="70"/>
-    <w:lsdException w:name="Colorful Shading Accent 4" w:uiPriority="71"/>
-    <w:lsdException w:name="Colorful List Accent 4" w:uiPriority="72"/>
-    <w:lsdException w:name="Colorful Grid Accent 4" w:uiPriority="73"/>
-    <w:lsdException w:name="Light Shading Accent 5" w:uiPriority="60"/>
-    <w:lsdException w:name="Light List Accent 5" w:uiPriority="61"/>
-    <w:lsdException w:name="Light Grid Accent 5" w:uiPriority="62"/>
-    <w:lsdException w:name="Medium Shading 1 Accent 5" w:uiPriority="63"/>
-    <w:lsdException w:name="Medium Shading 2 Accent 5" w:uiPriority="64"/>
-    <w:lsdException w:name="Medium List 1 Accent 5" w:uiPriority="65"/>
-    <w:lsdException w:name="Medium List 2 Accent 5" w:uiPriority="66"/>
-    <w:lsdException w:name="Medium Grid 1 Accent 5" w:uiPriority="67"/>
-    <w:lsdException w:name="Medium Grid 2 Accent 5" w:uiPriority="68"/>
-    <w:lsdException w:name="Medium Grid 3 Accent 5" w:uiPriority="69"/>
-    <w:lsdException w:name="Dark List Accent 5" w:uiPriority="70"/>
-    <w:lsdException w:name="Colorful Shading Accent 5" w:uiPriority="71"/>
-    <w:lsdException w:name="Colorful List Accent 5" w:uiPriority="72"/>
-    <w:lsdException w:name="Colorful Grid Accent 5" w:uiPriority="73"/>
-    <w:lsdException w:name="Light Shading Accent 6" w:uiPriority="60"/>
-    <w:lsdException w:name="Light List Accent 6" w:uiPriority="61"/>
-    <w:lsdException w:name="Light Grid Accent 6" w:uiPriority="62"/>
-    <w:lsdException w:name="Medium Shading 1 Accent 6" w:uiPriority="63"/>
-    <w:lsdException w:name="Medium Shading 2 Accent 6" w:uiPriority="64"/>
-    <w:lsdException w:name="Medium List 1 Accent 6" w:uiPriority="65"/>
-    <w:lsdException w:name="Medium List 2 Accent 6" w:uiPriority="66"/>
-    <w:lsdException w:name="Medium Grid 1 Accent 6" w:uiPriority="67"/>
-    <w:lsdException w:name="Medium Grid 2 Accent 6" w:uiPriority="68"/>
-    <w:lsdException w:name="Medium Grid 3 Accent 6" w:uiPriority="69"/>
-    <w:lsdException w:name="Dark List Accent 6" w:uiPriority="70"/>
-    <w:lsdException w:name="Colorful Shading Accent 6" w:uiPriority="71"/>
-    <w:lsdException w:name="Colorful List Accent 6" w:uiPriority="72"/>
-    <w:lsdException w:name="Colorful Grid Accent 6" w:uiPriority="73"/>
-    <w:lsdException w:name="Subtle Emphasis" w:uiPriority="19" w:qFormat="1"/>
-    <w:lsdException w:name="Intense Emphasis" w:uiPriority="21" w:qFormat="1"/>
-    <w:lsdException w:name="Subtle Reference" w:uiPriority="31" w:qFormat="1"/>
-    <w:lsdException w:name="Intense Reference" w:uiPriority="32" w:qFormat="1"/>
-    <w:lsdException w:name="Book Title" w:uiPriority="33" w:qFormat="1"/>
-    <w:lsdException w:name="Bibliography" w:semiHidden="1" w:uiPriority="37" w:unhideWhenUsed="1"/>
-    <w:lsdException w:name="TOC Heading" w:semiHidden="1" w:uiPriority="39" w:unhideWhenUsed="1" w:qFormat="1"/>
-    <w:lsdException w:name="Plain Table 1" w:uiPriority="41"/>
-    <w:lsdException w:name="Plain Table 2" w:uiPriority="42"/>
-    <w:lsdException w:name="Plain Table 3" w:uiPriority="43"/>
-    <w:lsdException w:name="Plain Table 4" w:uiPriority="44"/>
-    <w:lsdException w:name="Plain Table 5" w:uiPriority="45"/>
-    <w:lsdException w:name="Grid Table Light" w:uiPriority="40"/>
-    <w:lsdException w:name="Grid Table 1 Light" w:uiPriority="46"/>
-    <w:lsdException w:name="Grid Table 2" w:uiPriority="47"/>
-    <w:lsdException w:name="Grid Table 3" w:uiPriority="48"/>
-    <w:lsdException w:name="Grid Table 4" w:uiPriority="49"/>
-    <w:lsdException w:name="Grid Table 5 Dark" w:uiPriority="50"/>
-    <w:lsdException w:name="Grid Table 6 Colorful" w:uiPriority="51"/>
-    <w:lsdException w:name="Grid Table 7 Colorful" w:uiPriority="52"/>
-    <w:lsdException w:name="Grid Table 1 Light Accent 1" w:uiPriority="46"/>
-    <w:lsdException w:name="Grid Table 2 Accent 1" w:uiPriority="47"/>
-    <w:lsdException w:name="Grid Table 3 Accent 1" w:uiPriority="48"/>
-    <w:lsdException w:name="Grid Table 4 Accent 1" w:uiPriority="49"/>
-    <w:lsdException w:name="Grid Table 5 Dark Accent 1" w:uiPriority="50"/>
-    <w:lsdException w:name="Grid Table 6 Colorful Accent 1" w:uiPriority="51"/>
-    <w:lsdException w:name="Grid Table 7 Colorful Accent 1" w:uiPriority="52"/>
-    <w:lsdException w:name="Grid Table 1 Light Accent 2" w:uiPriority="46"/>
-    <w:lsdException w:name="Grid Table 2 Accent 2" w:uiPriority="47"/>
-    <w:lsdException w:name="Grid Table 3 Accent 2" w:uiPriority="48"/>
-    <w:lsdException w:name="Grid Table 4 Accent 2" w:uiPriority="49"/>
-    <w:lsdException w:name="Grid Table 5 Dark Accent 2" w:uiPriority="50"/>
-    <w:lsdException w:name="Grid Table 6 Colorful Accent 2" w:uiPriority="51"/>
-    <w:lsdException w:name="Grid Table 7 Colorful Accent 2" w:uiPriority="52"/>
-    <w:lsdException w:name="Grid Table 1 Light Accent 3" w:uiPriority="46"/>
-    <w:lsdException w:name="Grid Table 2 Accent 3" w:uiPriority="47"/>
-    <w:lsdException w:name="Grid Table 3 Accent 3" w:uiPriority="48"/>
-    <w:lsdException w:name="Grid Table 4 Accent 3" w:uiPriority="49"/>
-    <w:lsdException w:name="Grid Table 5 Dark Accent 3" w:uiPriority="50"/>
-    <w:lsdException w:name="Grid Table 6 Colorful Accent 3" w:uiPriority="51"/>
-    <w:lsdException w:name="Grid Table 7 Colorful Accent 3" w:uiPriority="52"/>
-    <w:lsdException w:name="Grid Table 1 Light Accent 4" w:uiPriority="46"/>
-    <w:lsdException w:name="Grid Table 2 Accent 4" w:uiPriority="47"/>
-    <w:lsdException w:name="Grid Table 3 Accent 4" w:uiPriority="48"/>
-    <w:lsdException w:name="Grid Table 4 Accent 4" w:uiPriority="49"/>
-    <w:lsdException w:name="Grid Table 5 Dark Accent 4" w:uiPriority="50"/>
-    <w:lsdException w:name="Grid Table 6 Colorful Accent 4" w:uiPriority="51"/>
-    <w:lsdException w:name="Grid Table 7 Colorful Accent 4" w:uiPriority="52"/>
-    <w:lsdException w:name="Grid Table 1 Light Accent 5" w:uiPriority="46"/>
-    <w:lsdException w:name="Grid Table 2 Accent 5" w:uiPriority="47"/>
-    <w:lsdException w:name="Grid Table 3 Accent 5" w:uiPriority="48"/>
-    <w:lsdException w:name="Grid Table 4 Accent 5" w:uiPriority="49"/>
-    <w:lsdException w:name="Grid Table 5 Dark Accent 5" w:uiPriority="50"/>
-    <w:lsdException w:name="Grid Table 6 Colorful Accent 5" w:uiPriority="51"/>
-    <w:lsdException w:name="Grid Table 7 Colorful Accent 5" w:uiPriority="52"/>
-    <w:lsdException w:name="Grid Table 1 Light Accent 6" w:uiPriority="46"/>
-    <w:lsdException w:name="Grid Table 2 Accent 6" w:uiPriority="47"/>
-    <w:lsdException w:name="Grid Table 3 Accent 6" w:uiPriority="48"/>
-    <w:lsdException w:name="Grid Table 4 Accent 6" w:uiPriority="49"/>
-    <w:lsdException w:name="Grid Table 5 Dark Accent 6" w:uiPriority="50"/>
-    <w:lsdException w:name="Grid Table 6 Colorful Accent 6" w:uiPriority="51"/>
-    <w:lsdException w:name="Grid Table 7 Colorful Accent 6" w:uiPriority="52"/>
-    <w:lsdException w:name="List Table 1 Light" w:uiPriority="46"/>
-    <w:lsdException w:name="List Table 2" w:uiPriority="47"/>
-    <w:lsdException w:name="List Table 3" w:uiPriority="48"/>
-    <w:lsdException w:name="List Table 4" w:uiPriority="49"/>
-    <w:lsdException w:name="List Table 5 Dark" w:uiPriority="50"/>
-    <w:lsdException w:name="List Table 6 Colorful" w:uiPriority="51"/>
-    <w:lsdException w:name="List Table 7 Colorful" w:uiPriority="52"/>
-    <w:lsdException w:name="List Table 1 Light Accent 1" w:uiPriority="46"/>
-    <w:lsdException w:name="List Table 2 Accent 1" w:uiPriority="47"/>
-    <w:lsdException w:name="List Table 3 Accent 1" w:uiPriority="48"/>
-    <w:lsdException w:name="List Table 4 Accent 1" w:uiPriority="49"/>
-    <w:lsdException w:name="List Table 5 Dark Accent 1" w:uiPriority="50"/>
-    <w:lsdException w:name="List Table 6 Colorful Accent 1" w:uiPriority="51"/>
-    <w:lsdException w:name="List Table 7 Colorful Accent 1" w:uiPriority="52"/>
-    <w:lsdException w:name="List Table 1 Light Accent 2" w:uiPriority="46"/>
-    <w:lsdException w:name="List Table 2 Accent 2" w:uiPriority="47"/>
-    <w:lsdException w:name="List Table 3 Accent 2" w:uiPriority="48"/>
-    <w:lsdException w:name="List Table 4 Accent 2" w:uiPriority="49"/>
-    <w:lsdException w:name="List Table 5 Dark Accent 2" w:uiPriority="50"/>
-    <w:lsdException w:name="List Table 6 Colorful Accent 2" w:uiPriority="51"/>
-    <w:lsdException w:name="List Table 7 Colorful Accent 2" w:uiPriority="52"/>
-    <w:lsdException w:name="List Table 1 Light Accent 3" w:uiPriority="46"/>
-    <w:lsdException w:name="List Table 2 Accent 3" w:uiPriority="47"/>
-    <w:lsdException w:name="List Table 3 Accent 3" w:uiPriority="48"/>
-    <w:lsdException w:name="List Table 4 Accent 3" w:uiPriority="49"/>
-    <w:lsdException w:name="List Table 5 Dark Accent 3" w:uiPriority="50"/>
-    <w:lsdException w:name="List Table 6 Colorful Accent 3" w:uiPriority="51"/>
-    <w:lsdException w:name="List Table 7 Colorful Accent 3" w:uiPriority="52"/>
-    <w:lsdException w:name="List Table 1 Light Accent 4" w:uiPriority="46"/>
-    <w:lsdException w:name="List Table 2 Accent 4" w:uiPriority="47"/>
-    <w:lsdException w:name="List Table 3 Accent 4" w:uiPriority="48"/>
-    <w:lsdException w:name="List Table 4 Accent 4" w:uiPriority="49"/>
-    <w:lsdException w:name="List Table 5 Dark Accent 4" w:uiPriority="50"/>
-    <w:lsdException w:name="List Table 6 Colorful Accent 4" w:uiPriority="51"/>
-    <w:lsdException w:name="List Table 7 Colorful Accent 4" w:uiPriority="52"/>
-    <w:lsdException w:name="List Table 1 Light Accent 5" w:uiPriority="46"/>
-    <w:lsdException w:name="List Table 2 Accent 5" w:uiPriority="47"/>
-    <w:lsdException w:name="List Table 3 Accent 5" w:uiPriority="48"/>
-    <w:lsdException w:name="List Table 4 Accent 5" w:uiPriority="49"/>
-    <w:lsdException w:name="List Table 5 Dark Accent 5" w:uiPriority="50"/>
-    <w:lsdException w:name="List Table 6 Colorful Accent 5" w:uiPriority="51"/>
-    <w:lsdException w:name="List Table 7 Colorful Accent 5" w:uiPriority="52"/>
-    <w:lsdException w:name="List Table 1 Light Accent 6" w:uiPriority="46"/>
-    <w:lsdException w:name="List Table 2 Accent 6" w:uiPriority="47"/>
-    <w:lsdException w:name="List Table 3 Accent 6" w:uiPriority="48"/>
-    <w:lsdException w:name="List Table 4 Accent 6" w:uiPriority="49"/>
-    <w:lsdException w:name="List Table 5 Dark Accent 6" w:uiPriority="50"/>
-    <w:lsdException w:name="List Table 6 Colorful Accent 6" w:uiPriority="51"/>
-    <w:lsdException w:name="List Table 7 Colorful Accent 6" w:uiPriority="52"/>
-    <w:lsdException w:name="Mention" w:semiHidden="1" w:unhideWhenUsed="1"/>
-    <w:lsdException w:name="Smart Hyperlink" w:semiHidden="1" w:unhideWhenUsed="1"/>
-    <w:lsdException w:name="Hashtag" w:semiHidden="1" w:unhideWhenUsed="1"/>
-    <w:lsdException w:name="Unresolved Mention" w:semiHidden="1" w:unhideWhenUsed="1"/>
-    <w:lsdException w:name="Smart Link" w:semiHidden="1" w:unhideWhenUsed="1"/>
-  </w:latentStyles>
-  <w:style w:type="paragraph" w:default="1" w:styleId="Normal">
-    <w:name w:val="Normal"/>
-    <w:qFormat/>
-  </w:style>
-  <w:style w:type="paragraph" w:styleId="Heading1">
-    <w:name w:val="heading 1"/>
-    <w:basedOn w:val="Normal"/>
-    <w:link w:val="Heading1Char"/>
-    <w:uiPriority w:val="1"/>
-    <w:qFormat/>
-    <w:rsid w:val="00A32ADE"/>
-    <w:pPr>
-      <w:tabs>
-        <w:tab w:val="left" w:pos="2520"/>
-        <w:tab w:val="left" w:pos="3360"/>
-      </w:tabs>
-      <w:spacing w:before="120" w:after="120" w:line="271" w:lineRule="auto"/>
-      <w:outlineLvl w:val="0"/>
-    </w:pPr>
-    <w:rPr>
-      <w:rFonts w:asciiTheme="majorHAnsi" w:eastAsiaTheme="minorHAnsi" w:hAnsiTheme="majorHAnsi"/>
-      <w:b/>
-      <w:caps/>
-      <w:color w:val="4472C4" w:themeColor="accent1"/>
-      <w:sz w:val="28"/>
-      <w:szCs w:val="28"/>
-    </w:rPr>
-  </w:style>
-  <w:style w:type="character" w:default="1" w:styleId="DefaultParagraphFont">
-    <w:name w:val="Default Paragraph Font"/>
-    <w:uiPriority w:val="1"/>
-    <w:semiHidden/>
-    <w:unhideWhenUsed/>
-  </w:style>
-  <w:style w:type="table" w:default="1" w:styleId="TableNormal">
-    <w:name w:val="Normal Table"/>
-    <w:uiPriority w:val="99"/>
-    <w:semiHidden/>
-    <w:unhideWhenUsed/>
-    <w:tblPr>
-      <w:tblInd w:w="0" w:type="dxa"/>
-      <w:tblCellMar>
-        <w:top w:w="0" w:type="dxa"/>
-        <w:left w:w="108" w:type="dxa"/>
-        <w:bottom w:w="0" w:type="dxa"/>
-        <w:right w:w="108" w:type="dxa"/>
-      </w:tblCellMar>
-    </w:tblPr>
-  </w:style>
-  <w:style w:type="numbering" w:default="1" w:styleId="NoList">
-    <w:name w:val="No List"/>
-    <w:uiPriority w:val="99"/>
-    <w:semiHidden/>
-    <w:unhideWhenUsed/>
-  </w:style>
-  <w:style w:type="paragraph" w:styleId="Title">
-    <w:name w:val="Title"/>
-    <w:basedOn w:val="Normal"/>
-    <w:next w:val="Normal"/>
-    <w:link w:val="TitleChar"/>
-    <w:uiPriority w:val="10"/>
-    <w:qFormat/>
-    <w:pPr>
-      <w:widowControl w:val="0"/>
-      <w:kinsoku w:val="0"/>
-      <w:overflowPunct w:val="0"/>
-      <w:autoSpaceDE w:val="0"/>
-      <w:autoSpaceDN w:val="0"/>
-      <w:adjustRightInd w:val="0"/>
-      <w:spacing w:after="0" w:line="240" w:lineRule="auto"/>
-    </w:pPr>
-    <w:rPr>
-      <w:rFonts w:ascii="Georgia" w:eastAsia="Times New Roman" w:hAnsi="Georgia" w:cs="Georgia"/>
-      <w:b/>
-      <w:bCs/>
-      <w:color w:val="D14140"/>
-      <w:sz w:val="48"/>
-      <w:szCs w:val="51"/>
-    </w:rPr>
-  </w:style>
-  <w:style w:type="character" w:customStyle="1" w:styleId="TitleChar">
-    <w:name w:val="Title Char"/>
-    <w:basedOn w:val="DefaultParagraphFont"/>
-    <w:link w:val="Title"/>
-    <w:uiPriority w:val="10"/>
-    <w:rPr>
-      <w:rFonts w:ascii="Georgia" w:eastAsia="Times New Roman" w:hAnsi="Georgia" w:cs="Georgia"/>
-      <w:b/>
-      <w:bCs/>
-      <w:color w:val="D14140"/>
-      <w:sz w:val="48"/>
-      <w:szCs w:val="51"/>
-    </w:rPr>
-  </w:style>
-  <w:style w:type="paragraph" w:customStyle="1" w:styleId="58EB19F8EC6A49C999CF334AE25AC80E">
-    <w:name w:val="58EB19F8EC6A49C999CF334AE25AC80E"/>
-    <w:rsid w:val="00695C7A"/>
-  </w:style>
-  <w:style w:type="paragraph" w:customStyle="1" w:styleId="55F6BF8527C84E199BAFFE39843C33DF">
-    <w:name w:val="55F6BF8527C84E199BAFFE39843C33DF"/>
-    <w:rsid w:val="00695C7A"/>
-  </w:style>
-  <w:style w:type="paragraph" w:customStyle="1" w:styleId="91BC7E2AC02A4C6F95C0725ECCEB763F">
-    <w:name w:val="91BC7E2AC02A4C6F95C0725ECCEB763F"/>
-    <w:rsid w:val="00695C7A"/>
-  </w:style>
-  <w:style w:type="paragraph" w:customStyle="1" w:styleId="781F3A9B91104FC389E5DE7E174B4C4F">
-    <w:name w:val="781F3A9B91104FC389E5DE7E174B4C4F"/>
-    <w:rsid w:val="00007047"/>
-    <w:rPr>
-      <w:lang w:val="en-AU" w:eastAsia="en-AU"/>
-    </w:rPr>
-  </w:style>
-  <w:style w:type="paragraph" w:customStyle="1" w:styleId="85285DFD0CBC4C4DAD4826B8EC34DBF4">
-    <w:name w:val="85285DFD0CBC4C4DAD4826B8EC34DBF4"/>
-    <w:rsid w:val="00007047"/>
-    <w:rPr>
-      <w:lang w:val="en-AU" w:eastAsia="en-AU"/>
-    </w:rPr>
-  </w:style>
-  <w:style w:type="paragraph" w:customStyle="1" w:styleId="5D2D647B666B4E4AADC0BE70575C14EA">
-    <w:name w:val="5D2D647B666B4E4AADC0BE70575C14EA"/>
-    <w:rsid w:val="00007047"/>
-    <w:rPr>
-      <w:lang w:val="en-AU" w:eastAsia="en-AU"/>
-    </w:rPr>
-  </w:style>
-  <w:style w:type="character" w:styleId="PlaceholderText">
-    <w:name w:val="Placeholder Text"/>
-    <w:basedOn w:val="DefaultParagraphFont"/>
-    <w:uiPriority w:val="99"/>
-    <w:semiHidden/>
-    <w:rsid w:val="00A32ADE"/>
-    <w:rPr>
-      <w:color w:val="808080"/>
-    </w:rPr>
-  </w:style>
-  <w:style w:type="paragraph" w:customStyle="1" w:styleId="D1A2832FF98D4BC498A25C3916177493">
-    <w:name w:val="D1A2832FF98D4BC498A25C3916177493"/>
-    <w:rsid w:val="00007047"/>
-    <w:rPr>
-      <w:lang w:val="en-AU" w:eastAsia="en-AU"/>
-    </w:rPr>
-  </w:style>
-  <w:style w:type="paragraph" w:customStyle="1" w:styleId="BC963C8CD9C14B1CB4F07FCBB4E1F7E6">
-    <w:name w:val="BC963C8CD9C14B1CB4F07FCBB4E1F7E6"/>
-    <w:rsid w:val="00007047"/>
-    <w:rPr>
-      <w:lang w:val="en-AU" w:eastAsia="en-AU"/>
-    </w:rPr>
-  </w:style>
-  <w:style w:type="paragraph" w:customStyle="1" w:styleId="C4CBFDA06FBE4C6186A442A26C147DC5">
-    <w:name w:val="C4CBFDA06FBE4C6186A442A26C147DC5"/>
-    <w:rsid w:val="00007047"/>
-    <w:rPr>
-      <w:lang w:val="en-AU" w:eastAsia="en-AU"/>
-    </w:rPr>
-  </w:style>
-  <w:style w:type="paragraph" w:customStyle="1" w:styleId="377E09258D204251BE3D19088F35E54E">
-    <w:name w:val="377E09258D204251BE3D19088F35E54E"/>
-    <w:rsid w:val="00007047"/>
-    <w:rPr>
-      <w:lang w:val="en-AU" w:eastAsia="en-AU"/>
-    </w:rPr>
-  </w:style>
-  <w:style w:type="paragraph" w:customStyle="1" w:styleId="2FAD8FA3440641C08F5B69D32308AFB0">
-    <w:name w:val="2FAD8FA3440641C08F5B69D32308AFB0"/>
-    <w:rsid w:val="00007047"/>
-    <w:rPr>
-      <w:lang w:val="en-AU" w:eastAsia="en-AU"/>
-    </w:rPr>
-  </w:style>
-  <w:style w:type="paragraph" w:customStyle="1" w:styleId="B5CB8A2DF3474E43B4988CA14FA9DCF6">
-    <w:name w:val="B5CB8A2DF3474E43B4988CA14FA9DCF6"/>
-    <w:rsid w:val="00007047"/>
-    <w:rPr>
-      <w:lang w:val="en-AU" w:eastAsia="en-AU"/>
-    </w:rPr>
-  </w:style>
-  <w:style w:type="paragraph" w:customStyle="1" w:styleId="AE269E97849348408DCC34B97D7026F6">
-    <w:name w:val="AE269E97849348408DCC34B97D7026F6"/>
-    <w:rsid w:val="00007047"/>
-    <w:rPr>
-      <w:lang w:val="en-AU" w:eastAsia="en-AU"/>
-    </w:rPr>
-  </w:style>
-  <w:style w:type="paragraph" w:customStyle="1" w:styleId="331A902A915C406B9EE8C554726232CE">
-    <w:name w:val="331A902A915C406B9EE8C554726232CE"/>
-    <w:rsid w:val="00007047"/>
-    <w:rPr>
-      <w:lang w:val="en-AU" w:eastAsia="en-AU"/>
-    </w:rPr>
-  </w:style>
-  <w:style w:type="paragraph" w:customStyle="1" w:styleId="F8D62DB8FCD441DF94FAD990BDE2CF32">
-    <w:name w:val="F8D62DB8FCD441DF94FAD990BDE2CF32"/>
-    <w:rsid w:val="00007047"/>
-    <w:rPr>
-      <w:lang w:val="en-AU" w:eastAsia="en-AU"/>
-    </w:rPr>
-  </w:style>
-  <w:style w:type="paragraph" w:customStyle="1" w:styleId="B7139D005D664534913E05CC27C9D885">
-    <w:name w:val="B7139D005D664534913E05CC27C9D885"/>
-    <w:rsid w:val="00007047"/>
-    <w:rPr>
-      <w:lang w:val="en-AU" w:eastAsia="en-AU"/>
-    </w:rPr>
-  </w:style>
-  <w:style w:type="paragraph" w:customStyle="1" w:styleId="17788F0F5C26463C966355C38BA99DCF">
-    <w:name w:val="17788F0F5C26463C966355C38BA99DCF"/>
-    <w:rsid w:val="00007047"/>
-    <w:rPr>
-      <w:lang w:val="en-AU" w:eastAsia="en-AU"/>
-    </w:rPr>
-  </w:style>
-  <w:style w:type="paragraph" w:customStyle="1" w:styleId="94DF71A56DF94CF99EB9B2F5AA15C872">
-    <w:name w:val="94DF71A56DF94CF99EB9B2F5AA15C872"/>
-    <w:rsid w:val="00007047"/>
-    <w:rPr>
-      <w:lang w:val="en-AU" w:eastAsia="en-AU"/>
-    </w:rPr>
-  </w:style>
-  <w:style w:type="paragraph" w:customStyle="1" w:styleId="1D1835897C9B46D4AC1E43F47752E2A8">
-    <w:name w:val="1D1835897C9B46D4AC1E43F47752E2A8"/>
-    <w:rsid w:val="00007047"/>
-    <w:rPr>
-      <w:lang w:val="en-AU" w:eastAsia="en-AU"/>
-    </w:rPr>
-  </w:style>
-  <w:style w:type="paragraph" w:customStyle="1" w:styleId="60C232A13ACA41FBB7468E022F78273C">
-    <w:name w:val="60C232A13ACA41FBB7468E022F78273C"/>
-    <w:rsid w:val="00007047"/>
-    <w:pPr>
-      <w:keepNext/>
-      <w:tabs>
-        <w:tab w:val="left" w:pos="900"/>
-        <w:tab w:val="left" w:pos="1560"/>
-      </w:tabs>
-      <w:spacing w:after="120" w:line="240" w:lineRule="auto"/>
-      <w:outlineLvl w:val="2"/>
-    </w:pPr>
-    <w:rPr>
-      <w:rFonts w:eastAsiaTheme="minorHAnsi"/>
-      <w:bCs/>
-      <w:sz w:val="20"/>
-      <w:szCs w:val="27"/>
-    </w:rPr>
-  </w:style>
-  <w:style w:type="character" w:customStyle="1" w:styleId="Heading1Char">
-    <w:name w:val="Heading 1 Char"/>
-    <w:basedOn w:val="DefaultParagraphFont"/>
-    <w:link w:val="Heading1"/>
-    <w:uiPriority w:val="1"/>
-    <w:rsid w:val="00A32ADE"/>
-    <w:rPr>
-      <w:rFonts w:asciiTheme="majorHAnsi" w:eastAsiaTheme="minorHAnsi" w:hAnsiTheme="majorHAnsi"/>
-      <w:b/>
-      <w:caps/>
-      <w:color w:val="4472C4" w:themeColor="accent1"/>
-      <w:sz w:val="28"/>
-      <w:szCs w:val="28"/>
-    </w:rPr>
-  </w:style>
-  <w:style w:type="paragraph" w:customStyle="1" w:styleId="7A1C1AB02A4D44ED94B2DA7F5F4D129F">
-    <w:name w:val="7A1C1AB02A4D44ED94B2DA7F5F4D129F"/>
-    <w:rsid w:val="00007047"/>
-    <w:pPr>
-      <w:keepNext/>
-      <w:tabs>
-        <w:tab w:val="left" w:pos="720"/>
-        <w:tab w:val="left" w:pos="1199"/>
-      </w:tabs>
-      <w:spacing w:after="0" w:line="271" w:lineRule="auto"/>
-      <w:outlineLvl w:val="1"/>
-    </w:pPr>
-    <w:rPr>
-      <w:rFonts w:asciiTheme="majorHAnsi" w:eastAsiaTheme="minorHAnsi" w:hAnsiTheme="majorHAnsi"/>
-      <w:b/>
-      <w:bCs/>
-      <w:color w:val="4472C4" w:themeColor="accent1"/>
-      <w:sz w:val="20"/>
-      <w:szCs w:val="32"/>
-      <w:lang w:eastAsia="zh-CN"/>
-    </w:rPr>
-  </w:style>
-  <w:style w:type="paragraph" w:customStyle="1" w:styleId="60C232A13ACA41FBB7468E022F78273C1">
-    <w:name w:val="60C232A13ACA41FBB7468E022F78273C1"/>
-    <w:rsid w:val="00007047"/>
-    <w:pPr>
-      <w:keepNext/>
-      <w:tabs>
-        <w:tab w:val="left" w:pos="900"/>
-        <w:tab w:val="left" w:pos="1560"/>
-      </w:tabs>
-      <w:spacing w:after="120" w:line="240" w:lineRule="auto"/>
-      <w:outlineLvl w:val="2"/>
-    </w:pPr>
-    <w:rPr>
-      <w:rFonts w:eastAsiaTheme="minorHAnsi"/>
-      <w:bCs/>
-      <w:sz w:val="20"/>
-      <w:szCs w:val="27"/>
-    </w:rPr>
-  </w:style>
-  <w:style w:type="paragraph" w:customStyle="1" w:styleId="5D1BB1E0F8AC4BADAC2D2592FE8415A0">
-    <w:name w:val="5D1BB1E0F8AC4BADAC2D2592FE8415A0"/>
-    <w:rsid w:val="00007047"/>
-    <w:pPr>
-      <w:keepNext/>
-      <w:tabs>
-        <w:tab w:val="left" w:pos="900"/>
-        <w:tab w:val="left" w:pos="1560"/>
-      </w:tabs>
-      <w:spacing w:after="120" w:line="240" w:lineRule="auto"/>
-      <w:outlineLvl w:val="2"/>
-    </w:pPr>
-    <w:rPr>
-      <w:rFonts w:eastAsiaTheme="minorHAnsi"/>
-      <w:bCs/>
-      <w:sz w:val="20"/>
-      <w:szCs w:val="27"/>
-    </w:rPr>
-  </w:style>
-  <w:style w:type="paragraph" w:customStyle="1" w:styleId="7A1C1AB02A4D44ED94B2DA7F5F4D129F1">
-    <w:name w:val="7A1C1AB02A4D44ED94B2DA7F5F4D129F1"/>
-    <w:rsid w:val="00007047"/>
-    <w:pPr>
-      <w:keepNext/>
-      <w:tabs>
-        <w:tab w:val="left" w:pos="720"/>
-        <w:tab w:val="left" w:pos="1199"/>
-      </w:tabs>
-      <w:spacing w:after="0" w:line="271" w:lineRule="auto"/>
-      <w:outlineLvl w:val="1"/>
-    </w:pPr>
-    <w:rPr>
-      <w:rFonts w:asciiTheme="majorHAnsi" w:eastAsiaTheme="minorHAnsi" w:hAnsiTheme="majorHAnsi"/>
-      <w:b/>
-      <w:bCs/>
-      <w:color w:val="4472C4" w:themeColor="accent1"/>
-      <w:sz w:val="20"/>
-      <w:szCs w:val="32"/>
-      <w:lang w:eastAsia="zh-CN"/>
-    </w:rPr>
-  </w:style>
-  <w:style w:type="paragraph" w:customStyle="1" w:styleId="1D1835897C9B46D4AC1E43F47752E2A81">
-    <w:name w:val="1D1835897C9B46D4AC1E43F47752E2A81"/>
-    <w:rsid w:val="00007047"/>
-    <w:pPr>
-      <w:keepNext/>
-      <w:tabs>
-        <w:tab w:val="left" w:pos="900"/>
-        <w:tab w:val="left" w:pos="1560"/>
-      </w:tabs>
-      <w:spacing w:after="120" w:line="240" w:lineRule="auto"/>
-      <w:outlineLvl w:val="2"/>
-    </w:pPr>
-    <w:rPr>
-      <w:rFonts w:eastAsiaTheme="minorHAnsi"/>
-      <w:bCs/>
-      <w:sz w:val="20"/>
-      <w:szCs w:val="27"/>
-    </w:rPr>
-  </w:style>
-  <w:style w:type="paragraph" w:customStyle="1" w:styleId="917AC05F9FC44DE681915DF98FBD309E">
-    <w:name w:val="917AC05F9FC44DE681915DF98FBD309E"/>
-    <w:rsid w:val="00007047"/>
-    <w:pPr>
-      <w:widowControl w:val="0"/>
-      <w:kinsoku w:val="0"/>
-      <w:overflowPunct w:val="0"/>
-      <w:autoSpaceDE w:val="0"/>
-      <w:autoSpaceDN w:val="0"/>
-      <w:adjustRightInd w:val="0"/>
-      <w:spacing w:after="0" w:line="240" w:lineRule="auto"/>
-    </w:pPr>
-    <w:rPr>
-      <w:rFonts w:asciiTheme="majorHAnsi" w:eastAsia="Times New Roman" w:hAnsiTheme="majorHAnsi" w:cs="Georgia"/>
-      <w:b/>
-      <w:bCs/>
-      <w:color w:val="4472C4" w:themeColor="accent1"/>
-      <w:sz w:val="48"/>
-      <w:szCs w:val="51"/>
-    </w:rPr>
-  </w:style>
-  <w:style w:type="paragraph" w:customStyle="1" w:styleId="60C232A13ACA41FBB7468E022F78273C2">
-    <w:name w:val="60C232A13ACA41FBB7468E022F78273C2"/>
-    <w:rsid w:val="00007047"/>
-    <w:pPr>
-      <w:keepNext/>
-      <w:tabs>
-        <w:tab w:val="left" w:pos="900"/>
-        <w:tab w:val="left" w:pos="1560"/>
-      </w:tabs>
-      <w:spacing w:after="120" w:line="240" w:lineRule="auto"/>
-      <w:outlineLvl w:val="2"/>
-    </w:pPr>
-    <w:rPr>
-      <w:rFonts w:eastAsiaTheme="minorHAnsi"/>
-      <w:bCs/>
-      <w:sz w:val="20"/>
-      <w:szCs w:val="27"/>
-    </w:rPr>
-  </w:style>
-  <w:style w:type="paragraph" w:customStyle="1" w:styleId="5D1BB1E0F8AC4BADAC2D2592FE8415A01">
-    <w:name w:val="5D1BB1E0F8AC4BADAC2D2592FE8415A01"/>
-    <w:rsid w:val="00007047"/>
-    <w:pPr>
-      <w:keepNext/>
-      <w:tabs>
-        <w:tab w:val="left" w:pos="900"/>
-        <w:tab w:val="left" w:pos="1560"/>
-      </w:tabs>
-      <w:spacing w:after="120" w:line="240" w:lineRule="auto"/>
-      <w:outlineLvl w:val="2"/>
-    </w:pPr>
-    <w:rPr>
-      <w:rFonts w:eastAsiaTheme="minorHAnsi"/>
-      <w:bCs/>
-      <w:sz w:val="20"/>
-      <w:szCs w:val="27"/>
-    </w:rPr>
-  </w:style>
-  <w:style w:type="paragraph" w:customStyle="1" w:styleId="7A1C1AB02A4D44ED94B2DA7F5F4D129F2">
-    <w:name w:val="7A1C1AB02A4D44ED94B2DA7F5F4D129F2"/>
-    <w:rsid w:val="00007047"/>
-    <w:pPr>
-      <w:keepNext/>
-      <w:tabs>
-        <w:tab w:val="left" w:pos="720"/>
-        <w:tab w:val="left" w:pos="1199"/>
-      </w:tabs>
-      <w:spacing w:after="0" w:line="271" w:lineRule="auto"/>
-      <w:outlineLvl w:val="1"/>
-    </w:pPr>
-    <w:rPr>
-      <w:rFonts w:asciiTheme="majorHAnsi" w:eastAsiaTheme="minorHAnsi" w:hAnsiTheme="majorHAnsi"/>
-      <w:b/>
-      <w:bCs/>
-      <w:color w:val="4472C4" w:themeColor="accent1"/>
-      <w:sz w:val="20"/>
-      <w:szCs w:val="32"/>
-      <w:lang w:eastAsia="zh-CN"/>
-    </w:rPr>
-  </w:style>
-  <w:style w:type="paragraph" w:customStyle="1" w:styleId="1D1835897C9B46D4AC1E43F47752E2A82">
-    <w:name w:val="1D1835897C9B46D4AC1E43F47752E2A82"/>
-    <w:rsid w:val="00007047"/>
-    <w:pPr>
-      <w:keepNext/>
-      <w:tabs>
-        <w:tab w:val="left" w:pos="900"/>
-        <w:tab w:val="left" w:pos="1560"/>
-      </w:tabs>
-      <w:spacing w:after="120" w:line="240" w:lineRule="auto"/>
-      <w:outlineLvl w:val="2"/>
-    </w:pPr>
-    <w:rPr>
-      <w:rFonts w:eastAsiaTheme="minorHAnsi"/>
-      <w:bCs/>
-      <w:sz w:val="20"/>
-      <w:szCs w:val="27"/>
-    </w:rPr>
-  </w:style>
-  <w:style w:type="paragraph" w:customStyle="1" w:styleId="917AC05F9FC44DE681915DF98FBD309E1">
-    <w:name w:val="917AC05F9FC44DE681915DF98FBD309E1"/>
-    <w:rsid w:val="00BF3718"/>
-    <w:pPr>
-      <w:widowControl w:val="0"/>
-      <w:kinsoku w:val="0"/>
-      <w:overflowPunct w:val="0"/>
-      <w:autoSpaceDE w:val="0"/>
-      <w:autoSpaceDN w:val="0"/>
-      <w:adjustRightInd w:val="0"/>
-      <w:spacing w:after="0" w:line="240" w:lineRule="auto"/>
-    </w:pPr>
-    <w:rPr>
-      <w:rFonts w:asciiTheme="majorHAnsi" w:eastAsia="Times New Roman" w:hAnsiTheme="majorHAnsi" w:cs="Georgia"/>
-      <w:b/>
-      <w:bCs/>
-      <w:color w:val="4472C4" w:themeColor="accent1"/>
-      <w:sz w:val="48"/>
-      <w:szCs w:val="51"/>
-    </w:rPr>
-  </w:style>
-  <w:style w:type="paragraph" w:customStyle="1" w:styleId="60C232A13ACA41FBB7468E022F78273C3">
-    <w:name w:val="60C232A13ACA41FBB7468E022F78273C3"/>
-    <w:rsid w:val="00BF3718"/>
-    <w:pPr>
-      <w:keepNext/>
-      <w:tabs>
-        <w:tab w:val="left" w:pos="900"/>
-        <w:tab w:val="left" w:pos="1560"/>
-      </w:tabs>
-      <w:spacing w:after="120" w:line="240" w:lineRule="auto"/>
-      <w:outlineLvl w:val="2"/>
-    </w:pPr>
-    <w:rPr>
-      <w:rFonts w:eastAsiaTheme="minorHAnsi"/>
-      <w:bCs/>
-      <w:sz w:val="20"/>
-      <w:szCs w:val="27"/>
-    </w:rPr>
-  </w:style>
-  <w:style w:type="paragraph" w:customStyle="1" w:styleId="5D1BB1E0F8AC4BADAC2D2592FE8415A02">
-    <w:name w:val="5D1BB1E0F8AC4BADAC2D2592FE8415A02"/>
-    <w:rsid w:val="00BF3718"/>
-    <w:pPr>
-      <w:keepNext/>
-      <w:tabs>
-        <w:tab w:val="left" w:pos="900"/>
-        <w:tab w:val="left" w:pos="1560"/>
-      </w:tabs>
-      <w:spacing w:after="120" w:line="240" w:lineRule="auto"/>
-      <w:outlineLvl w:val="2"/>
-    </w:pPr>
-    <w:rPr>
-      <w:rFonts w:eastAsiaTheme="minorHAnsi"/>
-      <w:bCs/>
-      <w:sz w:val="20"/>
-      <w:szCs w:val="27"/>
-    </w:rPr>
-  </w:style>
-  <w:style w:type="paragraph" w:customStyle="1" w:styleId="7A1C1AB02A4D44ED94B2DA7F5F4D129F3">
-    <w:name w:val="7A1C1AB02A4D44ED94B2DA7F5F4D129F3"/>
-    <w:rsid w:val="00BF3718"/>
-    <w:pPr>
-      <w:keepNext/>
-      <w:tabs>
-        <w:tab w:val="left" w:pos="720"/>
-        <w:tab w:val="left" w:pos="1199"/>
-      </w:tabs>
-      <w:spacing w:after="0" w:line="271" w:lineRule="auto"/>
-      <w:outlineLvl w:val="1"/>
-    </w:pPr>
-    <w:rPr>
-      <w:rFonts w:asciiTheme="majorHAnsi" w:eastAsiaTheme="minorHAnsi" w:hAnsiTheme="majorHAnsi"/>
-      <w:b/>
-      <w:bCs/>
-      <w:color w:val="4472C4" w:themeColor="accent1"/>
-      <w:sz w:val="20"/>
-      <w:szCs w:val="32"/>
-      <w:lang w:eastAsia="zh-CN"/>
-    </w:rPr>
-  </w:style>
-  <w:style w:type="paragraph" w:customStyle="1" w:styleId="1D1835897C9B46D4AC1E43F47752E2A83">
-    <w:name w:val="1D1835897C9B46D4AC1E43F47752E2A83"/>
-    <w:rsid w:val="00BF3718"/>
-    <w:pPr>
-      <w:keepNext/>
-      <w:tabs>
-        <w:tab w:val="left" w:pos="900"/>
-        <w:tab w:val="left" w:pos="1560"/>
-      </w:tabs>
-      <w:spacing w:after="120" w:line="240" w:lineRule="auto"/>
-      <w:outlineLvl w:val="2"/>
-    </w:pPr>
-    <w:rPr>
-      <w:rFonts w:eastAsiaTheme="minorHAnsi"/>
-      <w:bCs/>
-      <w:sz w:val="20"/>
-      <w:szCs w:val="27"/>
-    </w:rPr>
-  </w:style>
-  <w:style w:type="paragraph" w:customStyle="1" w:styleId="917AC05F9FC44DE681915DF98FBD309E2">
-    <w:name w:val="917AC05F9FC44DE681915DF98FBD309E2"/>
-    <w:rsid w:val="00A32ADE"/>
-    <w:pPr>
-      <w:widowControl w:val="0"/>
-      <w:kinsoku w:val="0"/>
-      <w:overflowPunct w:val="0"/>
-      <w:autoSpaceDE w:val="0"/>
-      <w:autoSpaceDN w:val="0"/>
-      <w:adjustRightInd w:val="0"/>
-      <w:spacing w:after="0" w:line="240" w:lineRule="auto"/>
-    </w:pPr>
-    <w:rPr>
-      <w:rFonts w:asciiTheme="majorHAnsi" w:eastAsia="Times New Roman" w:hAnsiTheme="majorHAnsi" w:cs="Georgia"/>
-      <w:b/>
-      <w:bCs/>
-      <w:color w:val="4472C4" w:themeColor="accent1"/>
-      <w:sz w:val="48"/>
-      <w:szCs w:val="51"/>
-    </w:rPr>
-  </w:style>
-  <w:style w:type="paragraph" w:customStyle="1" w:styleId="60C232A13ACA41FBB7468E022F78273C4">
-    <w:name w:val="60C232A13ACA41FBB7468E022F78273C4"/>
-    <w:rsid w:val="00A32ADE"/>
-    <w:pPr>
-      <w:keepNext/>
-      <w:tabs>
-        <w:tab w:val="left" w:pos="900"/>
-        <w:tab w:val="left" w:pos="1560"/>
-      </w:tabs>
-      <w:spacing w:after="120" w:line="240" w:lineRule="auto"/>
-      <w:outlineLvl w:val="2"/>
-    </w:pPr>
-    <w:rPr>
-      <w:rFonts w:eastAsiaTheme="minorHAnsi"/>
-      <w:bCs/>
-      <w:sz w:val="20"/>
-      <w:szCs w:val="27"/>
-    </w:rPr>
-  </w:style>
-  <w:style w:type="paragraph" w:customStyle="1" w:styleId="5D1BB1E0F8AC4BADAC2D2592FE8415A03">
-    <w:name w:val="5D1BB1E0F8AC4BADAC2D2592FE8415A03"/>
-    <w:rsid w:val="00A32ADE"/>
-    <w:pPr>
-      <w:keepNext/>
-      <w:tabs>
-        <w:tab w:val="left" w:pos="900"/>
-        <w:tab w:val="left" w:pos="1560"/>
-      </w:tabs>
-      <w:spacing w:after="120" w:line="240" w:lineRule="auto"/>
-      <w:outlineLvl w:val="2"/>
-    </w:pPr>
-    <w:rPr>
-      <w:rFonts w:eastAsiaTheme="minorHAnsi"/>
-      <w:bCs/>
-      <w:sz w:val="20"/>
-      <w:szCs w:val="27"/>
-    </w:rPr>
-  </w:style>
-  <w:style w:type="paragraph" w:customStyle="1" w:styleId="7A1C1AB02A4D44ED94B2DA7F5F4D129F4">
-    <w:name w:val="7A1C1AB02A4D44ED94B2DA7F5F4D129F4"/>
-    <w:rsid w:val="00A32ADE"/>
-    <w:pPr>
-      <w:keepNext/>
-      <w:tabs>
-        <w:tab w:val="left" w:pos="720"/>
-        <w:tab w:val="left" w:pos="1199"/>
-      </w:tabs>
-      <w:spacing w:after="0" w:line="271" w:lineRule="auto"/>
-      <w:outlineLvl w:val="1"/>
-    </w:pPr>
-    <w:rPr>
-      <w:rFonts w:asciiTheme="majorHAnsi" w:eastAsiaTheme="minorHAnsi" w:hAnsiTheme="majorHAnsi"/>
-      <w:b/>
-      <w:bCs/>
-      <w:color w:val="4472C4" w:themeColor="accent1"/>
-      <w:sz w:val="20"/>
-      <w:szCs w:val="32"/>
-      <w:lang w:eastAsia="zh-CN"/>
-    </w:rPr>
-  </w:style>
-  <w:style w:type="paragraph" w:customStyle="1" w:styleId="1D1835897C9B46D4AC1E43F47752E2A84">
-    <w:name w:val="1D1835897C9B46D4AC1E43F47752E2A84"/>
-    <w:rsid w:val="00A32ADE"/>
-    <w:pPr>
-      <w:keepNext/>
-      <w:tabs>
-        <w:tab w:val="left" w:pos="900"/>
-        <w:tab w:val="left" w:pos="1560"/>
-      </w:tabs>
-      <w:spacing w:after="120" w:line="240" w:lineRule="auto"/>
-      <w:outlineLvl w:val="2"/>
-    </w:pPr>
-    <w:rPr>
-      <w:rFonts w:eastAsiaTheme="minorHAnsi"/>
-      <w:bCs/>
-      <w:sz w:val="20"/>
-      <w:szCs w:val="27"/>
-    </w:rPr>
-  </w:style>
-</w:styles>
-</file>
-
-<file path=word/glossary/webSettings2.xml><?xml version="1.0" encoding="utf-8"?>
-<w:webSettings xmlns:mc="http://schemas.openxmlformats.org/markup-compatibility/2006" xmlns:r="http://schemas.openxmlformats.org/officeDocument/2006/relationships" xmlns:w="http://schemas.openxmlformats.org/wordprocessingml/2006/main" xmlns:w14="http://schemas.microsoft.com/office/word/2010/wordml" xmlns:w15="http://schemas.microsoft.com/office/word/2012/wordml" xmlns:w16cex="http://schemas.microsoft.com/office/word/2018/wordml/cex" xmlns:w16cid="http://schemas.microsoft.com/office/word/2016/wordml/cid" xmlns:w16="http://schemas.microsoft.com/office/word/2018/wordml" xmlns:w16sdtdh="http://schemas.microsoft.com/office/word/2020/wordml/sdtdatahash" xmlns:w16se="http://schemas.microsoft.com/office/word/2015/wordml/symex" mc:Ignorable="w14 w15 w16se w16cid w16 w16cex w16sdtdh">
-  <w:optimizeForBrowser/>
-  <w:allowPNG/>
-</w:webSettings>
-</file>
-
 <file path=word/theme/theme11.xml><?xml version="1.0" encoding="utf-8"?>
 <a:theme xmlns:a="http://schemas.openxmlformats.org/drawingml/2006/main" name="Office Theme">
   <a:themeElements>
@@ -8959,359 +6808,6 @@
 </a:theme>
 </file>
 
-<file path=customXml/item14.xml><?xml version="1.0" encoding="utf-8"?>
-<b:Sources xmlns:b="http://schemas.openxmlformats.org/officeDocument/2006/bibliography" xmlns="http://schemas.openxmlformats.org/officeDocument/2006/bibliography" SelectedStyle="\APASixthEditionOfficeOnline.xsl" StyleName="APA" Version="6"/>
-</file>
-
-<file path=customXml/item23.xml><?xml version="1.0" encoding="utf-8"?>
-<ct:contentTypeSchema xmlns:ct="http://schemas.microsoft.com/office/2006/metadata/contentType" xmlns:ma="http://schemas.microsoft.com/office/2006/metadata/properties/metaAttributes" ct:_="" ma:_="" ma:contentTypeName="Document" ma:contentTypeID="0x01010079F111ED35F8CC479449609E8A0923A6" ma:contentTypeVersion="26" ma:contentTypeDescription="Create a new document." ma:contentTypeScope="" ma:versionID="ac37c1753acd5e330d2062ccec26ea66">
-  <xsd:schema xmlns:xsd="http://www.w3.org/2001/XMLSchema" xmlns:xs="http://www.w3.org/2001/XMLSchema" xmlns:p="http://schemas.microsoft.com/office/2006/metadata/properties" xmlns:ns1="http://schemas.microsoft.com/sharepoint/v3" xmlns:ns2="71af3243-3dd4-4a8d-8c0d-dd76da1f02a5" xmlns:ns3="16c05727-aa75-4e4a-9b5f-8a80a1165891" xmlns:ns4="230e9df3-be65-4c73-a93b-d1236ebd677e" targetNamespace="http://schemas.microsoft.com/office/2006/metadata/properties" ma:root="true" ma:fieldsID="3b340c7101c92c5120abd06486f94548" ns1:_="" ns2:_="" ns3:_="" ns4:_="">
-    <xsd:import namespace="http://schemas.microsoft.com/sharepoint/v3"/>
-    <xsd:import namespace="71af3243-3dd4-4a8d-8c0d-dd76da1f02a5"/>
-    <xsd:import namespace="16c05727-aa75-4e4a-9b5f-8a80a1165891"/>
-    <xsd:import namespace="230e9df3-be65-4c73-a93b-d1236ebd677e"/>
-    <xsd:element name="properties">
-      <xsd:complexType>
-        <xsd:sequence>
-          <xsd:element name="documentManagement">
-            <xsd:complexType>
-              <xsd:all>
-                <xsd:element ref="ns2:Status" minOccurs="0"/>
-                <xsd:element ref="ns2:Image" minOccurs="0"/>
-                <xsd:element ref="ns2:MediaServiceMetadata" minOccurs="0"/>
-                <xsd:element ref="ns2:MediaServiceFastMetadata" minOccurs="0"/>
-                <xsd:element ref="ns2:MediaServiceOCR" minOccurs="0"/>
-                <xsd:element ref="ns2:MediaServiceAutoTags" minOccurs="0"/>
-                <xsd:element ref="ns2:MediaServiceEventHashCode" minOccurs="0"/>
-                <xsd:element ref="ns2:MediaServiceGenerationTime" minOccurs="0"/>
-                <xsd:element ref="ns3:SharedWithUsers" minOccurs="0"/>
-                <xsd:element ref="ns3:SharedWithDetails" minOccurs="0"/>
-                <xsd:element ref="ns2:MediaServiceAutoKeyPoints" minOccurs="0"/>
-                <xsd:element ref="ns2:MediaServiceKeyPoints" minOccurs="0"/>
-                <xsd:element ref="ns2:MediaServiceDateTaken" minOccurs="0"/>
-                <xsd:element ref="ns1:_ip_UnifiedCompliancePolicyProperties" minOccurs="0"/>
-                <xsd:element ref="ns1:_ip_UnifiedCompliancePolicyUIAction" minOccurs="0"/>
-                <xsd:element ref="ns4:TaxCatchAll" minOccurs="0"/>
-                <xsd:element ref="ns2:ImageTagsTaxHTField" minOccurs="0"/>
-                <xsd:element ref="ns2:MediaServiceLocation" minOccurs="0"/>
-                <xsd:element ref="ns2:MediaLengthInSeconds" minOccurs="0"/>
-                <xsd:element ref="ns2:Background" minOccurs="0"/>
-                <xsd:element ref="ns2:MediaServiceSearchProperties" minOccurs="0"/>
-                <xsd:element ref="ns2:MediaServiceDocTags" minOccurs="0"/>
-              </xsd:all>
-            </xsd:complexType>
-          </xsd:element>
-        </xsd:sequence>
-      </xsd:complexType>
-    </xsd:element>
-  </xsd:schema>
-  <xsd:schema xmlns:xsd="http://www.w3.org/2001/XMLSchema" xmlns:xs="http://www.w3.org/2001/XMLSchema" xmlns:dms="http://schemas.microsoft.com/office/2006/documentManagement/types" xmlns:pc="http://schemas.microsoft.com/office/infopath/2007/PartnerControls" targetNamespace="http://schemas.microsoft.com/sharepoint/v3" elementFormDefault="qualified">
-    <xsd:import namespace="http://schemas.microsoft.com/office/2006/documentManagement/types"/>
-    <xsd:import namespace="http://schemas.microsoft.com/office/infopath/2007/PartnerControls"/>
-    <xsd:element name="_ip_UnifiedCompliancePolicyProperties" ma:index="20" nillable="true" ma:displayName="Unified Compliance Policy Properties" ma:hidden="true" ma:internalName="_ip_UnifiedCompliancePolicyProperties" ma:readOnly="false">
-      <xsd:simpleType>
-        <xsd:restriction base="dms:Note"/>
-      </xsd:simpleType>
-    </xsd:element>
-    <xsd:element name="_ip_UnifiedCompliancePolicyUIAction" ma:index="21" nillable="true" ma:displayName="Unified Compliance Policy UI Action" ma:hidden="true" ma:internalName="_ip_UnifiedCompliancePolicyUIAction" ma:readOnly="false">
-      <xsd:simpleType>
-        <xsd:restriction base="dms:Text"/>
-      </xsd:simpleType>
-    </xsd:element>
-  </xsd:schema>
-  <xsd:schema xmlns:xsd="http://www.w3.org/2001/XMLSchema" xmlns:xs="http://www.w3.org/2001/XMLSchema" xmlns:dms="http://schemas.microsoft.com/office/2006/documentManagement/types" xmlns:pc="http://schemas.microsoft.com/office/infopath/2007/PartnerControls" targetNamespace="71af3243-3dd4-4a8d-8c0d-dd76da1f02a5" elementFormDefault="qualified">
-    <xsd:import namespace="http://schemas.microsoft.com/office/2006/documentManagement/types"/>
-    <xsd:import namespace="http://schemas.microsoft.com/office/infopath/2007/PartnerControls"/>
-    <xsd:element name="Status" ma:index="2" nillable="true" ma:displayName="Status" ma:default="Not started" ma:format="Dropdown" ma:internalName="Status" ma:readOnly="false">
-      <xsd:simpleType>
-        <xsd:restriction base="dms:Choice">
-          <xsd:enumeration value="Not started"/>
-          <xsd:enumeration value="In Progress"/>
-          <xsd:enumeration value="Completed"/>
-        </xsd:restriction>
-      </xsd:simpleType>
-    </xsd:element>
-    <xsd:element name="Image" ma:index="3" nillable="true" ma:displayName="Image" ma:format="Image" ma:internalName="Image" ma:readOnly="false">
-      <xsd:complexType>
-        <xsd:complexContent>
-          <xsd:extension base="dms:URL">
-            <xsd:sequence>
-              <xsd:element name="Url" type="dms:ValidUrl" minOccurs="0" nillable="true"/>
-              <xsd:element name="Description" type="xsd:string" nillable="true"/>
-            </xsd:sequence>
-          </xsd:extension>
-        </xsd:complexContent>
-      </xsd:complexType>
-    </xsd:element>
-    <xsd:element name="MediaServiceMetadata" ma:index="8" nillable="true" ma:displayName="MediaServiceMetadata" ma:hidden="true" ma:internalName="MediaServiceMetadata" ma:readOnly="true">
-      <xsd:simpleType>
-        <xsd:restriction base="dms:Note"/>
-      </xsd:simpleType>
-    </xsd:element>
-    <xsd:element name="MediaServiceFastMetadata" ma:index="9" nillable="true" ma:displayName="MediaServiceFastMetadata" ma:hidden="true" ma:internalName="MediaServiceFastMetadata" ma:readOnly="true">
-      <xsd:simpleType>
-        <xsd:restriction base="dms:Note"/>
-      </xsd:simpleType>
-    </xsd:element>
-    <xsd:element name="MediaServiceOCR" ma:index="10" nillable="true" ma:displayName="MediaServiceOCR" ma:hidden="true" ma:internalName="MediaServiceOCR" ma:readOnly="true">
-      <xsd:simpleType>
-        <xsd:restriction base="dms:Note"/>
-      </xsd:simpleType>
-    </xsd:element>
-    <xsd:element name="MediaServiceAutoTags" ma:index="11" nillable="true" ma:displayName="MediaServiceAutoTags" ma:hidden="true" ma:internalName="MediaServiceAutoTags" ma:readOnly="true">
-      <xsd:simpleType>
-        <xsd:restriction base="dms:Text"/>
-      </xsd:simpleType>
-    </xsd:element>
-    <xsd:element name="MediaServiceEventHashCode" ma:index="12" nillable="true" ma:displayName="MediaServiceEventHashCode" ma:hidden="true" ma:internalName="MediaServiceEventHashCode" ma:readOnly="true">
-      <xsd:simpleType>
-        <xsd:restriction base="dms:Text"/>
-      </xsd:simpleType>
-    </xsd:element>
-    <xsd:element name="MediaServiceGenerationTime" ma:index="13" nillable="true" ma:displayName="MediaServiceGenerationTime" ma:hidden="true" ma:internalName="MediaServiceGenerationTime" ma:readOnly="true">
-      <xsd:simpleType>
-        <xsd:restriction base="dms:Text"/>
-      </xsd:simpleType>
-    </xsd:element>
-    <xsd:element name="MediaServiceAutoKeyPoints" ma:index="16" nillable="true" ma:displayName="MediaServiceAutoKeyPoints" ma:hidden="true" ma:internalName="MediaServiceAutoKeyPoints" ma:readOnly="true">
-      <xsd:simpleType>
-        <xsd:restriction base="dms:Note"/>
-      </xsd:simpleType>
-    </xsd:element>
-    <xsd:element name="MediaServiceKeyPoints" ma:index="17" nillable="true" ma:displayName="KeyPoints" ma:hidden="true" ma:internalName="MediaServiceKeyPoints" ma:readOnly="false">
-      <xsd:simpleType>
-        <xsd:restriction base="dms:Note"/>
-      </xsd:simpleType>
-    </xsd:element>
-    <xsd:element name="MediaServiceDateTaken" ma:index="18" nillable="true" ma:displayName="MediaServiceDateTaken" ma:hidden="true" ma:internalName="MediaServiceDateTaken" ma:readOnly="true">
-      <xsd:simpleType>
-        <xsd:restriction base="dms:Text"/>
-      </xsd:simpleType>
-    </xsd:element>
-    <xsd:element name="ImageTagsTaxHTField" ma:index="25" nillable="true" ma:taxonomy="true" ma:internalName="ImageTagsTaxHTField" ma:taxonomyFieldName="MediaServiceImageTags" ma:displayName="Image Tags" ma:readOnly="false" ma:fieldId="{5cf76f15-5ced-4ddc-b409-7134ff3c332f}" ma:taxonomyMulti="true" ma:sspId="e385fb40-52d4-4fae-9c5b-3e8ff8a5878e" ma:termSetId="09814cd3-568e-fe90-9814-8d621ff8fb84" ma:anchorId="fba54fb3-c3e1-fe81-a776-ca4b69148c4d" ma:open="true" ma:isKeyword="false">
-      <xsd:complexType>
-        <xsd:sequence>
-          <xsd:element ref="pc:Terms" minOccurs="0" maxOccurs="1"/>
-        </xsd:sequence>
-      </xsd:complexType>
-    </xsd:element>
-    <xsd:element name="MediaServiceLocation" ma:index="26" nillable="true" ma:displayName="Location" ma:hidden="true" ma:internalName="MediaServiceLocation" ma:readOnly="true">
-      <xsd:simpleType>
-        <xsd:restriction base="dms:Text"/>
-      </xsd:simpleType>
-    </xsd:element>
-    <xsd:element name="MediaLengthInSeconds" ma:index="27" nillable="true" ma:displayName="MediaLengthInSeconds" ma:hidden="true" ma:internalName="MediaLengthInSeconds" ma:readOnly="true">
-      <xsd:simpleType>
-        <xsd:restriction base="dms:Unknown"/>
-      </xsd:simpleType>
-    </xsd:element>
-    <xsd:element name="Background" ma:index="28" nillable="true" ma:displayName="Background" ma:default="0" ma:format="Dropdown" ma:internalName="Background">
-      <xsd:simpleType>
-        <xsd:restriction base="dms:Boolean"/>
-      </xsd:simpleType>
-    </xsd:element>
-    <xsd:element name="MediaServiceSearchProperties" ma:index="29" nillable="true" ma:displayName="MediaServiceSearchProperties" ma:hidden="true" ma:internalName="MediaServiceSearchProperties" ma:readOnly="true">
-      <xsd:simpleType>
-        <xsd:restriction base="dms:Note"/>
-      </xsd:simpleType>
-    </xsd:element>
-    <xsd:element name="MediaServiceDocTags" ma:index="30" nillable="true" ma:displayName="MediaServiceDocTags" ma:hidden="true" ma:internalName="MediaServiceDocTags" ma:readOnly="true">
-      <xsd:simpleType>
-        <xsd:restriction base="dms:Note"/>
-      </xsd:simpleType>
-    </xsd:element>
-  </xsd:schema>
-  <xsd:schema xmlns:xsd="http://www.w3.org/2001/XMLSchema" xmlns:xs="http://www.w3.org/2001/XMLSchema" xmlns:dms="http://schemas.microsoft.com/office/2006/documentManagement/types" xmlns:pc="http://schemas.microsoft.com/office/infopath/2007/PartnerControls" targetNamespace="16c05727-aa75-4e4a-9b5f-8a80a1165891" elementFormDefault="qualified">
-    <xsd:import namespace="http://schemas.microsoft.com/office/2006/documentManagement/types"/>
-    <xsd:import namespace="http://schemas.microsoft.com/office/infopath/2007/PartnerControls"/>
-    <xsd:element name="SharedWithUsers" ma:index="14" nillable="true" ma:displayName="Shared With" ma:hidden="true" ma:internalName="SharedWithUsers" ma:readOnly="true">
-      <xsd:complexType>
-        <xsd:complexContent>
-          <xsd:extension base="dms:UserMulti">
-            <xsd:sequence>
-              <xsd:element name="UserInfo" minOccurs="0" maxOccurs="unbounded">
-                <xsd:complexType>
-                  <xsd:sequence>
-                    <xsd:element name="DisplayName" type="xsd:string" minOccurs="0"/>
-                    <xsd:element name="AccountId" type="dms:UserId" minOccurs="0" nillable="true"/>
-                    <xsd:element name="AccountType" type="xsd:string" minOccurs="0"/>
-                  </xsd:sequence>
-                </xsd:complexType>
-              </xsd:element>
-            </xsd:sequence>
-          </xsd:extension>
-        </xsd:complexContent>
-      </xsd:complexType>
-    </xsd:element>
-    <xsd:element name="SharedWithDetails" ma:index="15" nillable="true" ma:displayName="Shared With Details" ma:hidden="true" ma:internalName="SharedWithDetails" ma:readOnly="true">
-      <xsd:simpleType>
-        <xsd:restriction base="dms:Note"/>
-      </xsd:simpleType>
-    </xsd:element>
-  </xsd:schema>
-  <xsd:schema xmlns:xsd="http://www.w3.org/2001/XMLSchema" xmlns:xs="http://www.w3.org/2001/XMLSchema" xmlns:dms="http://schemas.microsoft.com/office/2006/documentManagement/types" xmlns:pc="http://schemas.microsoft.com/office/infopath/2007/PartnerControls" targetNamespace="230e9df3-be65-4c73-a93b-d1236ebd677e" elementFormDefault="qualified">
-    <xsd:import namespace="http://schemas.microsoft.com/office/2006/documentManagement/types"/>
-    <xsd:import namespace="http://schemas.microsoft.com/office/infopath/2007/PartnerControls"/>
-    <xsd:element name="TaxCatchAll" ma:index="23" nillable="true" ma:displayName="Taxonomy Catch All Column" ma:hidden="true" ma:list="{3f6bfcbc-3db3-4ae6-bd76-326f0798ad28}" ma:internalName="TaxCatchAll" ma:readOnly="false" ma:showField="CatchAllData" ma:web="16c05727-aa75-4e4a-9b5f-8a80a1165891">
-      <xsd:complexType>
-        <xsd:complexContent>
-          <xsd:extension base="dms:MultiChoiceLookup">
-            <xsd:sequence>
-              <xsd:element name="Value" type="dms:Lookup" maxOccurs="unbounded" minOccurs="0" nillable="true"/>
-            </xsd:sequence>
-          </xsd:extension>
-        </xsd:complexContent>
-      </xsd:complexType>
-    </xsd:element>
-  </xsd:schema>
-  <xsd:schema xmlns="http://schemas.openxmlformats.org/package/2006/metadata/core-properties" xmlns:xsd="http://www.w3.org/2001/XMLSchema" xmlns:xsi="http://www.w3.org/2001/XMLSchema-instance" xmlns:dc="http://purl.org/dc/elements/1.1/" xmlns:dcterms="http://purl.org/dc/terms/" xmlns:odoc="http://schemas.microsoft.com/internal/obd" targetNamespace="http://schemas.openxmlformats.org/package/2006/metadata/core-properties" elementFormDefault="qualified" attributeFormDefault="unqualified" blockDefault="#all">
-    <xsd:import namespace="http://purl.org/dc/elements/1.1/" schemaLocation="http://dublincore.org/schemas/xmls/qdc/2003/04/02/dc.xsd"/>
-    <xsd:import namespace="http://purl.org/dc/terms/" schemaLocation="http://dublincore.org/schemas/xmls/qdc/2003/04/02/dcterms.xsd"/>
-    <xsd:element name="coreProperties" type="CT_coreProperties"/>
-    <xsd:complexType name="CT_coreProperties">
-      <xsd:all>
-        <xsd:element ref="dc:creator" minOccurs="0" maxOccurs="1"/>
-        <xsd:element ref="dcterms:created" minOccurs="0" maxOccurs="1"/>
-        <xsd:element ref="dc:identifier" minOccurs="0" maxOccurs="1"/>
-        <xsd:element name="contentType" minOccurs="0" maxOccurs="1" type="xsd:string" ma:displayName="Content Type"/>
-        <xsd:element ref="dc:title" minOccurs="0" maxOccurs="1" ma:index="1" ma:displayName="Title"/>
-        <xsd:element ref="dc:subject" minOccurs="0" maxOccurs="1"/>
-        <xsd:element ref="dc:description" minOccurs="0" maxOccurs="1"/>
-        <xsd:element name="keywords" minOccurs="0" maxOccurs="1" type="xsd:string"/>
-        <xsd:element ref="dc:language" minOccurs="0" maxOccurs="1"/>
-        <xsd:element name="category" minOccurs="0" maxOccurs="1" type="xsd:string"/>
-        <xsd:element name="version" minOccurs="0" maxOccurs="1" type="xsd:string"/>
-        <xsd:element name="revision" minOccurs="0" maxOccurs="1" type="xsd:string">
-          <xsd:annotation>
-            <xsd:documentation>
-                        This value indicates the number of saves or revisions. The application is responsible for updating this value after each revision.
-                    </xsd:documentation>
-          </xsd:annotation>
-        </xsd:element>
-        <xsd:element name="lastModifiedBy" minOccurs="0" maxOccurs="1" type="xsd:string"/>
-        <xsd:element ref="dcterms:modified" minOccurs="0" maxOccurs="1"/>
-        <xsd:element name="contentStatus" minOccurs="0" maxOccurs="1" type="xsd:string"/>
-      </xsd:all>
-    </xsd:complexType>
-  </xsd:schema>
-  <xs:schema xmlns:pc="http://schemas.microsoft.com/office/infopath/2007/PartnerControls" xmlns:xs="http://www.w3.org/2001/XMLSchema" targetNamespace="http://schemas.microsoft.com/office/infopath/2007/PartnerControls" elementFormDefault="qualified" attributeFormDefault="unqualified">
-    <xs:element name="Person">
-      <xs:complexType>
-        <xs:sequence>
-          <xs:element ref="pc:DisplayName" minOccurs="0"/>
-          <xs:element ref="pc:AccountId" minOccurs="0"/>
-          <xs:element ref="pc:AccountType" minOccurs="0"/>
-        </xs:sequence>
-      </xs:complexType>
-    </xs:element>
-    <xs:element name="DisplayName" type="xs:string"/>
-    <xs:element name="AccountId" type="xs:string"/>
-    <xs:element name="AccountType" type="xs:string"/>
-    <xs:element name="BDCAssociatedEntity">
-      <xs:complexType>
-        <xs:sequence>
-          <xs:element ref="pc:BDCEntity" minOccurs="0" maxOccurs="unbounded"/>
-        </xs:sequence>
-        <xs:attribute ref="pc:EntityNamespace"/>
-        <xs:attribute ref="pc:EntityName"/>
-        <xs:attribute ref="pc:SystemInstanceName"/>
-        <xs:attribute ref="pc:AssociationName"/>
-      </xs:complexType>
-    </xs:element>
-    <xs:attribute name="EntityNamespace" type="xs:string"/>
-    <xs:attribute name="EntityName" type="xs:string"/>
-    <xs:attribute name="SystemInstanceName" type="xs:string"/>
-    <xs:attribute name="AssociationName" type="xs:string"/>
-    <xs:element name="BDCEntity">
-      <xs:complexType>
-        <xs:sequence>
-          <xs:element ref="pc:EntityDisplayName" minOccurs="0"/>
-          <xs:element ref="pc:EntityInstanceReference" minOccurs="0"/>
-          <xs:element ref="pc:EntityId1" minOccurs="0"/>
-          <xs:element ref="pc:EntityId2" minOccurs="0"/>
-          <xs:element ref="pc:EntityId3" minOccurs="0"/>
-          <xs:element ref="pc:EntityId4" minOccurs="0"/>
-          <xs:element ref="pc:EntityId5" minOccurs="0"/>
-        </xs:sequence>
-      </xs:complexType>
-    </xs:element>
-    <xs:element name="EntityDisplayName" type="xs:string"/>
-    <xs:element name="EntityInstanceReference" type="xs:string"/>
-    <xs:element name="EntityId1" type="xs:string"/>
-    <xs:element name="EntityId2" type="xs:string"/>
-    <xs:element name="EntityId3" type="xs:string"/>
-    <xs:element name="EntityId4" type="xs:string"/>
-    <xs:element name="EntityId5" type="xs:string"/>
-    <xs:element name="Terms">
-      <xs:complexType>
-        <xs:sequence>
-          <xs:element ref="pc:TermInfo" minOccurs="0" maxOccurs="unbounded"/>
-        </xs:sequence>
-      </xs:complexType>
-    </xs:element>
-    <xs:element name="TermInfo">
-      <xs:complexType>
-        <xs:sequence>
-          <xs:element ref="pc:TermName" minOccurs="0"/>
-          <xs:element ref="pc:TermId" minOccurs="0"/>
-        </xs:sequence>
-      </xs:complexType>
-    </xs:element>
-    <xs:element name="TermName" type="xs:string"/>
-    <xs:element name="TermId" type="xs:string"/>
-  </xs:schema>
-</ct:contentTypeSchema>
-</file>
-
-<file path=customXml/item32.xml><?xml version="1.0" encoding="utf-8"?>
-<?mso-contentType ?>
-<FormTemplates xmlns="http://schemas.microsoft.com/sharepoint/v3/contenttype/forms">
-  <Display>DocumentLibraryForm</Display>
-  <Edit>DocumentLibraryForm</Edit>
-  <New>DocumentLibraryForm</New>
-</FormTemplates>
-</file>
-
-<file path=customXml/item4.xml><?xml version="1.0" encoding="utf-8"?>
-<p:properties xmlns:p="http://schemas.microsoft.com/office/2006/metadata/properties" xmlns:xsi="http://www.w3.org/2001/XMLSchema-instance" xmlns:pc="http://schemas.microsoft.com/office/infopath/2007/PartnerControls">
-  <documentManagement>
-    <_ip_UnifiedCompliancePolicyUIAction xmlns="http://schemas.microsoft.com/sharepoint/v3" xsi:nil="true"/>
-    <Image xmlns="71af3243-3dd4-4a8d-8c0d-dd76da1f02a5">
-      <Url xsi:nil="true"/>
-      <Description xsi:nil="true"/>
-    </Image>
-    <Status xmlns="71af3243-3dd4-4a8d-8c0d-dd76da1f02a5">Not started</Status>
-    <Background xmlns="71af3243-3dd4-4a8d-8c0d-dd76da1f02a5">false</Background>
-    <_ip_UnifiedCompliancePolicyProperties xmlns="http://schemas.microsoft.com/sharepoint/v3" xsi:nil="true"/>
-    <ImageTagsTaxHTField xmlns="71af3243-3dd4-4a8d-8c0d-dd76da1f02a5">
-      <Terms xmlns="http://schemas.microsoft.com/office/infopath/2007/PartnerControls"/>
-    </ImageTagsTaxHTField>
-    <TaxCatchAll xmlns="230e9df3-be65-4c73-a93b-d1236ebd677e" xsi:nil="true"/>
-    <MediaServiceKeyPoints xmlns="71af3243-3dd4-4a8d-8c0d-dd76da1f02a5" xsi:nil="true"/>
-  </documentManagement>
-</p:properties>
-</file>
-
-<file path=customXml/itemProps14.xml><?xml version="1.0" encoding="utf-8"?>
-<ds:datastoreItem xmlns:ds="http://schemas.openxmlformats.org/officeDocument/2006/customXml" ds:itemID="{B1E26171-167A-43E5-B745-B4D13001E94E}">
-  <ds:schemaRefs>
-    <ds:schemaRef ds:uri="http://schemas.openxmlformats.org/officeDocument/2006/bibliography"/>
-  </ds:schemaRefs>
-</ds:datastoreItem>
-</file>
-
-<file path=customXml/itemProps23.xml><?xml version="1.0" encoding="utf-8"?>
-<ds:datastoreItem xmlns:ds="http://schemas.openxmlformats.org/officeDocument/2006/customXml" ds:itemID="{24668DB4-C673-4C1B-9A1E-BE75C0A29430}"/>
-</file>
-
-<file path=customXml/itemProps32.xml><?xml version="1.0" encoding="utf-8"?>
-<ds:datastoreItem xmlns:ds="http://schemas.openxmlformats.org/officeDocument/2006/customXml" ds:itemID="{B5454B9A-2A30-4338-B7AF-8E8E70798B77}"/>
-</file>
-
-<file path=customXml/itemProps41.xml><?xml version="1.0" encoding="utf-8"?>
-<ds:datastoreItem xmlns:ds="http://schemas.openxmlformats.org/officeDocument/2006/customXml" ds:itemID="{6CA22118-6BED-496E-A7AA-E77E84B1955D}"/>
-</file>
-
 <file path=docMetadata/LabelInfo.xml><?xml version="1.0" encoding="utf-8"?>
 <clbl:labelList xmlns:clbl="http://schemas.microsoft.com/office/2020/mipLabelMetadata"/>
 </file>